--- a/3. Linux系统/1. Linux管理/12. 系统性能/2. 内存性能.docx
+++ b/3. Linux系统/1. Linux管理/12. 系统性能/2. 内存性能.docx
@@ -26,9 +26,6 @@
     <w:p>
       <w:pPr>
         <w:pStyle w:val="2"/>
-        <w:rPr>
-          <w:rFonts w:hint="eastAsia"/>
-        </w:rPr>
       </w:pPr>
       <w:r>
         <w:rPr>
@@ -40,7 +37,6 @@
     <w:tbl>
       <w:tblPr>
         <w:tblW w:w="0" w:type="auto"/>
-        <w:tblInd w:w="0" w:type="dxa"/>
         <w:tblBorders>
           <w:top w:val="single" w:sz="4" w:space="0" w:color="auto"/>
           <w:left w:val="single" w:sz="4" w:space="0" w:color="auto"/>
@@ -668,9 +664,6 @@
     <w:p>
       <w:pPr>
         <w:pStyle w:val="2"/>
-        <w:rPr>
-          <w:rFonts w:hint="eastAsia"/>
-        </w:rPr>
       </w:pPr>
       <w:r>
         <w:t>cache/buffer</w:t>
@@ -1711,6 +1704,30 @@
           <w:szCs w:val="21"/>
         </w:rPr>
         <w:instrText xml:space="preserve">INCLUDEPICTURE \d "https://mmbiz.qpic.cn/mmbiz_png/yNKv1P4Q9eVkgtP4BDrBvrIo4LicUBuib8Y9TpWibVoOUxNjEfyAaEdBmT3UmpSXY3RTQLZWMlcacwbAG8z1MW6Eg/640?wx_fmt=png&amp;tp=webp&amp;wxfrom=5&amp;wx_lazy=1&amp;wx_co=1" \* MERGEFORMATINET </w:instrText>
+      </w:r>
+      <w:r>
+        <w:rPr>
+          <w:rFonts w:eastAsia="宋体"/>
+          <w:sz w:val="21"/>
+          <w:szCs w:val="21"/>
+        </w:rPr>
+        <w:fldChar w:fldCharType="separate"/>
+      </w:r>
+      <w:r>
+        <w:rPr>
+          <w:rFonts w:eastAsia="宋体"/>
+          <w:sz w:val="21"/>
+          <w:szCs w:val="21"/>
+        </w:rPr>
+        <w:fldChar w:fldCharType="begin"/>
+      </w:r>
+      <w:r>
+        <w:rPr>
+          <w:rFonts w:eastAsia="宋体"/>
+          <w:sz w:val="21"/>
+          <w:szCs w:val="21"/>
+        </w:rPr>
+        <w:instrText xml:space="preserve"> INCLUDEPICTURE  "https://mmbiz.qpic.cn/mmbiz_png/yNKv1P4Q9eVkgtP4BDrBvrIo4LicUBuib8Y9TpWibVoOUxNjEfyAaEdBmT3UmpSXY3RTQLZWMlcacwbAG8z1MW6Eg/640?wx_fmt=png&amp;tp=webp&amp;wxfrom=5&amp;wx_lazy=1&amp;wx_co=1" \* MERGEFORMATINET </w:instrText>
       </w:r>
       <w:r>
         <w:rPr>
@@ -1746,7 +1763,7 @@
             <v:path o:extrusionok="f" gradientshapeok="t" o:connecttype="rect"/>
             <o:lock v:ext="edit" aspectratio="t"/>
           </v:shapetype>
-          <v:shape id="图片 1" o:spid="_x0000_i1025" type="#_x0000_t75" alt="IMG_256" style="width:395.05pt;height:215.35pt;mso-position-horizontal-relative:page;mso-position-vertical-relative:page">
+          <v:shape id="图片 1" o:spid="_x0000_i1025" type="#_x0000_t75" alt="IMG_256" style="width:395.15pt;height:215.4pt;mso-position-horizontal-relative:page;mso-position-vertical-relative:page">
             <v:fill o:detectmouseclick="t"/>
             <v:imagedata r:id="rId7" r:href="rId8"/>
           </v:shape>
@@ -1760,6 +1777,14 @@
         </w:rPr>
         <w:fldChar w:fldCharType="end"/>
       </w:r>
+      <w:r>
+        <w:rPr>
+          <w:rFonts w:eastAsia="宋体"/>
+          <w:sz w:val="21"/>
+          <w:szCs w:val="21"/>
+        </w:rPr>
+        <w:fldChar w:fldCharType="end"/>
+      </w:r>
     </w:p>
     <w:p>
       <w:pPr>
@@ -2046,9 +2071,6 @@
     <w:p>
       <w:pPr>
         <w:ind w:firstLine="420"/>
-        <w:rPr>
-          <w:rFonts w:hint="eastAsia"/>
-        </w:rPr>
       </w:pPr>
       <w:r>
         <w:rPr>
@@ -2060,9 +2082,6 @@
     <w:p>
       <w:pPr>
         <w:ind w:firstLine="420"/>
-        <w:rPr>
-          <w:rFonts w:hint="eastAsia"/>
-        </w:rPr>
       </w:pPr>
       <w:r>
         <w:rPr>
@@ -2082,7 +2101,6 @@
       <w:pPr>
         <w:ind w:firstLine="420"/>
         <w:rPr>
-          <w:rFonts w:hint="eastAsia"/>
           <w:color w:val="FF0000"/>
         </w:rPr>
       </w:pPr>
@@ -2106,9 +2124,6 @@
     <w:p>
       <w:pPr>
         <w:ind w:firstLine="420"/>
-        <w:rPr>
-          <w:rFonts w:hint="eastAsia"/>
-        </w:rPr>
       </w:pPr>
       <w:r>
         <w:rPr>
@@ -2121,7 +2136,6 @@
       <w:pPr>
         <w:ind w:firstLine="420"/>
         <w:rPr>
-          <w:rFonts w:hint="eastAsia"/>
           <w:color w:val="FF0000"/>
         </w:rPr>
       </w:pPr>
@@ -2166,9 +2180,6 @@
     <w:p>
       <w:pPr>
         <w:ind w:firstLine="420"/>
-        <w:rPr>
-          <w:rFonts w:hint="eastAsia"/>
-        </w:rPr>
       </w:pPr>
       <w:r>
         <w:rPr>
@@ -2186,9 +2197,6 @@
     <w:p>
       <w:pPr>
         <w:ind w:firstLine="420"/>
-        <w:rPr>
-          <w:rFonts w:hint="eastAsia"/>
-        </w:rPr>
       </w:pPr>
       <w:r>
         <w:rPr>
@@ -2240,7 +2248,6 @@
       <w:pPr>
         <w:ind w:firstLine="420"/>
         <w:rPr>
-          <w:rFonts w:hint="eastAsia"/>
           <w:color w:val="FF0000"/>
         </w:rPr>
       </w:pPr>
@@ -2257,9 +2264,6 @@
     <w:p>
       <w:pPr>
         <w:ind w:firstLine="420"/>
-        <w:rPr>
-          <w:rFonts w:hint="eastAsia"/>
-        </w:rPr>
       </w:pPr>
       <w:proofErr w:type="spellStart"/>
       <w:r>
@@ -2274,9 +2278,6 @@
     <w:p>
       <w:pPr>
         <w:pStyle w:val="2"/>
-        <w:rPr>
-          <w:rFonts w:hint="eastAsia"/>
-        </w:rPr>
       </w:pPr>
       <w:r>
         <w:rPr>
@@ -2288,9 +2289,6 @@
     <w:p>
       <w:pPr>
         <w:ind w:firstLine="420"/>
-        <w:rPr>
-          <w:rFonts w:hint="eastAsia"/>
-        </w:rPr>
       </w:pPr>
       <w:r>
         <w:rPr>
@@ -2320,9 +2318,6 @@
     <w:p>
       <w:pPr>
         <w:ind w:firstLine="420"/>
-        <w:rPr>
-          <w:rFonts w:hint="eastAsia"/>
-        </w:rPr>
       </w:pPr>
       <w:r>
         <w:rPr>
@@ -2365,7 +2360,6 @@
       <w:pPr>
         <w:ind w:firstLine="420"/>
         <w:rPr>
-          <w:rFonts w:hint="eastAsia"/>
           <w:color w:val="FF0000"/>
         </w:rPr>
       </w:pPr>
@@ -2404,7 +2398,6 @@
       <w:pPr>
         <w:ind w:firstLine="420"/>
         <w:rPr>
-          <w:rFonts w:hint="eastAsia"/>
           <w:color w:val="FF0000"/>
         </w:rPr>
       </w:pPr>
@@ -2442,9 +2435,6 @@
     <w:p>
       <w:pPr>
         <w:ind w:firstLine="420"/>
-        <w:rPr>
-          <w:rFonts w:hint="eastAsia"/>
-        </w:rPr>
       </w:pPr>
       <w:proofErr w:type="spellStart"/>
       <w:r>
@@ -2600,18 +2590,50 @@
       </w:r>
       <w:r>
         <w:rPr>
+          <w:rFonts w:ascii="宋体" w:eastAsia="宋体" w:hAnsi="宋体" w:cs="宋体" w:hint="eastAsia"/>
+          <w:sz w:val="21"/>
+          <w:szCs w:val="21"/>
+        </w:rPr>
+        <w:fldChar w:fldCharType="begin"/>
+      </w:r>
+      <w:r>
+        <w:rPr>
+          <w:rFonts w:ascii="宋体" w:eastAsia="宋体" w:hAnsi="宋体" w:cs="宋体" w:hint="eastAsia"/>
+          <w:sz w:val="21"/>
+          <w:szCs w:val="21"/>
+        </w:rPr>
+        <w:instrText xml:space="preserve"> INCLUDEPICTURE  "https://img2018.cnblogs.com/i-beta/1303876/201912/1303876-20191210152709726-52408463.png" \* MERGEFORMATINET </w:instrText>
+      </w:r>
+      <w:r>
+        <w:rPr>
+          <w:rFonts w:ascii="宋体" w:eastAsia="宋体" w:hAnsi="宋体" w:cs="宋体" w:hint="eastAsia"/>
+          <w:sz w:val="21"/>
+          <w:szCs w:val="21"/>
+        </w:rPr>
+        <w:fldChar w:fldCharType="separate"/>
+      </w:r>
+      <w:r>
+        <w:rPr>
           <w:rFonts w:ascii="宋体" w:eastAsia="宋体" w:hAnsi="宋体" w:cs="宋体"/>
           <w:sz w:val="21"/>
           <w:szCs w:val="21"/>
         </w:rPr>
         <w:pict w14:anchorId="2161D674">
-          <v:shape id="_x0000_i1036" type="#_x0000_t75" alt="IMG_256" style="width:370pt;height:273.6pt;mso-position-horizontal-relative:page;mso-position-vertical-relative:page">
+          <v:shape id="_x0000_i1026" type="#_x0000_t75" alt="IMG_256" style="width:369.8pt;height:273.6pt;mso-position-horizontal-relative:page;mso-position-vertical-relative:page">
             <v:imagedata r:id="rId9" r:href="rId10"/>
           </v:shape>
         </w:pict>
       </w:r>
       <w:r>
         <w:rPr>
+          <w:rFonts w:ascii="宋体" w:eastAsia="宋体" w:hAnsi="宋体" w:cs="宋体" w:hint="eastAsia"/>
+          <w:sz w:val="21"/>
+          <w:szCs w:val="21"/>
+        </w:rPr>
+        <w:fldChar w:fldCharType="end"/>
+      </w:r>
+      <w:r>
+        <w:rPr>
           <w:rFonts w:ascii="宋体" w:eastAsia="宋体" w:hAnsi="宋体" w:cs="宋体"/>
           <w:sz w:val="21"/>
           <w:szCs w:val="21"/>
@@ -3069,7 +3091,6 @@
       <w:pPr>
         <w:ind w:firstLine="420"/>
         <w:rPr>
-          <w:rFonts w:hint="eastAsia"/>
           <w:szCs w:val="24"/>
         </w:rPr>
       </w:pPr>
@@ -3085,7 +3106,6 @@
       <w:pPr>
         <w:ind w:firstLine="420"/>
         <w:rPr>
-          <w:rFonts w:hint="eastAsia"/>
           <w:szCs w:val="24"/>
         </w:rPr>
       </w:pPr>
@@ -3116,7 +3136,6 @@
       <w:pPr>
         <w:ind w:firstLine="420"/>
         <w:rPr>
-          <w:rFonts w:hint="eastAsia"/>
           <w:color w:val="FF0000"/>
           <w:szCs w:val="24"/>
         </w:rPr>
@@ -3150,7 +3169,6 @@
       <w:pPr>
         <w:ind w:firstLine="420"/>
         <w:rPr>
-          <w:rFonts w:hint="eastAsia"/>
           <w:color w:val="FF0000"/>
           <w:szCs w:val="24"/>
         </w:rPr>
@@ -3200,9 +3218,6 @@
     <w:p>
       <w:pPr>
         <w:pStyle w:val="3"/>
-        <w:rPr>
-          <w:rFonts w:hint="eastAsia"/>
-        </w:rPr>
       </w:pPr>
       <w:r>
         <w:rPr>
@@ -3214,9 +3229,6 @@
     <w:p>
       <w:pPr>
         <w:ind w:firstLine="420"/>
-        <w:rPr>
-          <w:rFonts w:hint="eastAsia"/>
-        </w:rPr>
       </w:pPr>
       <w:r>
         <w:rPr>
@@ -3236,9 +3248,6 @@
     <w:p>
       <w:pPr>
         <w:ind w:firstLine="420"/>
-        <w:rPr>
-          <w:rFonts w:hint="eastAsia"/>
-        </w:rPr>
       </w:pPr>
       <w:r>
         <w:rPr>
@@ -3258,9 +3267,6 @@
     <w:p>
       <w:pPr>
         <w:ind w:firstLine="420"/>
-        <w:rPr>
-          <w:rFonts w:hint="eastAsia"/>
-        </w:rPr>
       </w:pPr>
       <w:r>
         <w:rPr>
@@ -3286,9 +3292,6 @@
     <w:p>
       <w:pPr>
         <w:ind w:firstLine="420"/>
-        <w:rPr>
-          <w:rFonts w:hint="eastAsia"/>
-        </w:rPr>
       </w:pPr>
       <w:r>
         <w:rPr>
@@ -3300,9 +3303,6 @@
     <w:p>
       <w:pPr>
         <w:ind w:firstLine="420"/>
-        <w:rPr>
-          <w:rFonts w:hint="eastAsia"/>
-        </w:rPr>
       </w:pPr>
       <w:r>
         <w:rPr>
@@ -3315,7 +3315,6 @@
       <w:pPr>
         <w:ind w:firstLine="420"/>
         <w:rPr>
-          <w:rFonts w:hint="eastAsia"/>
           <w:b/>
           <w:bCs/>
         </w:rPr>
@@ -3332,9 +3331,6 @@
     <w:p>
       <w:pPr>
         <w:ind w:firstLine="420"/>
-        <w:rPr>
-          <w:rFonts w:hint="eastAsia"/>
-        </w:rPr>
       </w:pPr>
       <w:r>
         <w:rPr>
@@ -3352,9 +3348,6 @@
     <w:p>
       <w:pPr>
         <w:ind w:firstLine="420"/>
-        <w:rPr>
-          <w:rFonts w:hint="eastAsia"/>
-        </w:rPr>
       </w:pPr>
       <w:r>
         <w:rPr>
@@ -3389,9 +3382,6 @@
     <w:p>
       <w:pPr>
         <w:ind w:firstLine="420"/>
-        <w:rPr>
-          <w:rFonts w:hint="eastAsia"/>
-        </w:rPr>
       </w:pPr>
       <w:r>
         <w:rPr>
@@ -3415,9 +3405,6 @@
     <w:p>
       <w:pPr>
         <w:ind w:firstLine="420"/>
-        <w:rPr>
-          <w:rFonts w:hint="eastAsia"/>
-        </w:rPr>
       </w:pPr>
       <w:r>
         <w:rPr>
@@ -3609,7 +3596,6 @@
       <w:pPr>
         <w:ind w:firstLine="420"/>
         <w:rPr>
-          <w:rFonts w:hint="eastAsia"/>
           <w:b/>
           <w:bCs/>
         </w:rPr>
@@ -3634,9 +3620,6 @@
     <w:p>
       <w:pPr>
         <w:ind w:firstLine="420"/>
-        <w:rPr>
-          <w:rFonts w:hint="eastAsia"/>
-        </w:rPr>
       </w:pPr>
       <w:r>
         <w:rPr>
@@ -3648,9 +3631,6 @@
     <w:p>
       <w:pPr>
         <w:ind w:firstLine="420"/>
-        <w:rPr>
-          <w:rFonts w:hint="eastAsia"/>
-        </w:rPr>
       </w:pPr>
       <w:r>
         <w:rPr>
@@ -3662,9 +3642,6 @@
     <w:p>
       <w:pPr>
         <w:ind w:firstLine="420"/>
-        <w:rPr>
-          <w:rFonts w:hint="eastAsia"/>
-        </w:rPr>
       </w:pPr>
       <w:r>
         <w:rPr>
@@ -3745,9 +3722,6 @@
     <w:p>
       <w:pPr>
         <w:ind w:firstLine="420"/>
-        <w:rPr>
-          <w:rFonts w:hint="eastAsia"/>
-        </w:rPr>
       </w:pPr>
       <w:r>
         <w:rPr>
@@ -3777,9 +3751,6 @@
     <w:p>
       <w:pPr>
         <w:ind w:firstLine="420"/>
-        <w:rPr>
-          <w:rFonts w:hint="eastAsia"/>
-        </w:rPr>
       </w:pPr>
       <w:r>
         <w:rPr>
@@ -3984,7 +3955,6 @@
       <w:pPr>
         <w:ind w:firstLine="420"/>
         <w:rPr>
-          <w:rFonts w:hint="eastAsia"/>
           <w:b/>
           <w:bCs/>
         </w:rPr>
@@ -4090,7 +4060,6 @@
       <w:pPr>
         <w:ind w:firstLine="420"/>
         <w:rPr>
-          <w:rFonts w:hint="eastAsia"/>
           <w:b/>
           <w:bCs/>
         </w:rPr>
@@ -4111,9 +4080,6 @@
           <w:numId w:val="2"/>
         </w:numPr>
         <w:ind w:firstLine="420"/>
-        <w:rPr>
-          <w:rFonts w:hint="eastAsia"/>
-        </w:rPr>
       </w:pPr>
       <w:r>
         <w:rPr>
@@ -4243,9 +4209,6 @@
     <w:p>
       <w:pPr>
         <w:ind w:firstLine="420"/>
-        <w:rPr>
-          <w:rFonts w:hint="eastAsia"/>
-        </w:rPr>
       </w:pPr>
       <w:r>
         <w:rPr>
@@ -4269,9 +4232,6 @@
     <w:p>
       <w:pPr>
         <w:ind w:firstLine="420"/>
-        <w:rPr>
-          <w:rFonts w:hint="eastAsia"/>
-        </w:rPr>
       </w:pPr>
       <w:r>
         <w:rPr>
@@ -4283,9 +4243,6 @@
     <w:p>
       <w:pPr>
         <w:ind w:firstLine="420"/>
-        <w:rPr>
-          <w:rFonts w:hint="eastAsia"/>
-        </w:rPr>
       </w:pPr>
       <w:proofErr w:type="spellStart"/>
       <w:r>
@@ -4323,9 +4280,6 @@
     <w:p>
       <w:pPr>
         <w:ind w:firstLine="420"/>
-        <w:rPr>
-          <w:rFonts w:hint="eastAsia"/>
-        </w:rPr>
       </w:pPr>
       <w:proofErr w:type="spellStart"/>
       <w:r>
@@ -4365,9 +4319,6 @@
     <w:p>
       <w:pPr>
         <w:ind w:firstLine="420"/>
-        <w:rPr>
-          <w:rFonts w:hint="eastAsia"/>
-        </w:rPr>
       </w:pPr>
       <w:proofErr w:type="spellStart"/>
       <w:r>
@@ -4416,9 +4367,6 @@
           <w:numId w:val="2"/>
         </w:numPr>
         <w:ind w:firstLine="420"/>
-        <w:rPr>
-          <w:rFonts w:hint="eastAsia"/>
-        </w:rPr>
       </w:pPr>
       <w:r>
         <w:rPr>
@@ -5332,7 +5280,6 @@
       <w:pPr>
         <w:ind w:firstLine="420"/>
         <w:rPr>
-          <w:rFonts w:hint="eastAsia"/>
           <w:szCs w:val="24"/>
         </w:rPr>
       </w:pPr>
@@ -6105,7 +6052,6 @@
       <w:pPr>
         <w:ind w:firstLine="420"/>
         <w:rPr>
-          <w:rFonts w:hint="eastAsia"/>
           <w:szCs w:val="24"/>
         </w:rPr>
       </w:pPr>
@@ -6212,7 +6158,6 @@
       <w:pPr>
         <w:ind w:firstLine="420"/>
         <w:rPr>
-          <w:rFonts w:hint="eastAsia"/>
           <w:szCs w:val="24"/>
         </w:rPr>
       </w:pPr>
@@ -6294,7 +6239,6 @@
       <w:pPr>
         <w:ind w:firstLine="420"/>
         <w:rPr>
-          <w:rFonts w:hint="eastAsia"/>
           <w:b/>
           <w:bCs/>
           <w:szCs w:val="24"/>
@@ -6314,7 +6258,6 @@
       <w:pPr>
         <w:ind w:firstLine="420"/>
         <w:rPr>
-          <w:rFonts w:hint="eastAsia"/>
           <w:szCs w:val="24"/>
         </w:rPr>
       </w:pPr>
@@ -6369,7 +6312,6 @@
       <w:pPr>
         <w:ind w:firstLine="420"/>
         <w:rPr>
-          <w:rFonts w:hint="eastAsia"/>
           <w:szCs w:val="24"/>
         </w:rPr>
       </w:pPr>
@@ -6392,7 +6334,6 @@
       <w:pPr>
         <w:ind w:firstLine="420"/>
         <w:rPr>
-          <w:rFonts w:hint="eastAsia"/>
           <w:b/>
           <w:bCs/>
           <w:szCs w:val="24"/>
@@ -6412,7 +6353,6 @@
       <w:pPr>
         <w:ind w:firstLine="420"/>
         <w:rPr>
-          <w:rFonts w:hint="eastAsia"/>
           <w:szCs w:val="24"/>
         </w:rPr>
       </w:pPr>
@@ -6484,7 +6424,6 @@
       <w:pPr>
         <w:ind w:firstLine="420"/>
         <w:rPr>
-          <w:rFonts w:hint="eastAsia"/>
           <w:szCs w:val="24"/>
         </w:rPr>
       </w:pPr>
@@ -6507,7 +6446,6 @@
       <w:pPr>
         <w:ind w:firstLine="420"/>
         <w:rPr>
-          <w:rFonts w:hint="eastAsia"/>
           <w:szCs w:val="24"/>
         </w:rPr>
       </w:pPr>
@@ -6530,7 +6468,6 @@
       <w:pPr>
         <w:ind w:firstLine="420"/>
         <w:rPr>
-          <w:rFonts w:hint="eastAsia"/>
           <w:szCs w:val="24"/>
         </w:rPr>
       </w:pPr>
@@ -6553,7 +6490,6 @@
       <w:pPr>
         <w:ind w:firstLine="420"/>
         <w:rPr>
-          <w:rFonts w:hint="eastAsia"/>
           <w:szCs w:val="24"/>
         </w:rPr>
       </w:pPr>
@@ -6576,7 +6512,6 @@
       <w:pPr>
         <w:ind w:firstLine="420"/>
         <w:rPr>
-          <w:rFonts w:hint="eastAsia"/>
           <w:szCs w:val="24"/>
         </w:rPr>
       </w:pPr>
@@ -6727,7 +6662,6 @@
       <w:pPr>
         <w:ind w:firstLine="420"/>
         <w:rPr>
-          <w:rFonts w:hint="eastAsia"/>
           <w:szCs w:val="24"/>
         </w:rPr>
       </w:pPr>
@@ -6890,9 +6824,6 @@
     <w:p>
       <w:pPr>
         <w:pStyle w:val="3"/>
-        <w:rPr>
-          <w:rFonts w:hint="eastAsia"/>
-        </w:rPr>
       </w:pPr>
       <w:proofErr w:type="spellStart"/>
       <w:r>
@@ -6906,9 +6837,6 @@
     <w:p>
       <w:pPr>
         <w:ind w:firstLine="420"/>
-        <w:rPr>
-          <w:rFonts w:hint="eastAsia"/>
-        </w:rPr>
       </w:pPr>
       <w:r>
         <w:rPr>
@@ -6948,9 +6876,6 @@
     <w:p>
       <w:pPr>
         <w:ind w:firstLine="420"/>
-        <w:rPr>
-          <w:rFonts w:hint="eastAsia"/>
-        </w:rPr>
       </w:pPr>
       <w:r>
         <w:rPr>
@@ -6962,9 +6887,6 @@
     <w:p>
       <w:pPr>
         <w:ind w:firstLine="420"/>
-        <w:rPr>
-          <w:rFonts w:hint="eastAsia"/>
-        </w:rPr>
       </w:pPr>
       <w:proofErr w:type="spellStart"/>
       <w:r>
@@ -7032,9 +6954,6 @@
     <w:p>
       <w:pPr>
         <w:ind w:firstLine="420"/>
-        <w:rPr>
-          <w:rFonts w:hint="eastAsia"/>
-        </w:rPr>
       </w:pPr>
       <w:proofErr w:type="spellStart"/>
       <w:r>
@@ -7103,7 +7022,6 @@
       <w:pPr>
         <w:ind w:firstLine="420"/>
         <w:rPr>
-          <w:rFonts w:hint="eastAsia"/>
           <w:color w:val="FF0000"/>
         </w:rPr>
       </w:pPr>
@@ -7164,9 +7082,6 @@
     <w:p>
       <w:pPr>
         <w:ind w:firstLine="420"/>
-        <w:rPr>
-          <w:rFonts w:hint="eastAsia"/>
-        </w:rPr>
       </w:pPr>
       <w:proofErr w:type="spellStart"/>
       <w:r>
@@ -7231,9 +7146,6 @@
     <w:p>
       <w:pPr>
         <w:ind w:firstLine="420"/>
-        <w:rPr>
-          <w:rFonts w:hint="eastAsia"/>
-        </w:rPr>
       </w:pPr>
       <w:proofErr w:type="spellStart"/>
       <w:r>
@@ -7333,17 +7245,11 @@
     <w:p>
       <w:pPr>
         <w:ind w:firstLine="420"/>
-        <w:rPr>
-          <w:rFonts w:hint="eastAsia"/>
-        </w:rPr>
-      </w:pPr>
-    </w:p>
-    <w:p>
-      <w:pPr>
-        <w:ind w:firstLine="420"/>
-        <w:rPr>
-          <w:rFonts w:hint="eastAsia"/>
-        </w:rPr>
+      </w:pPr>
+    </w:p>
+    <w:p>
+      <w:pPr>
+        <w:ind w:firstLine="420"/>
       </w:pPr>
       <w:r>
         <w:rPr>
@@ -7381,9 +7287,6 @@
     <w:p>
       <w:pPr>
         <w:ind w:firstLine="420"/>
-        <w:rPr>
-          <w:rFonts w:hint="eastAsia"/>
-        </w:rPr>
       </w:pPr>
       <w:r>
         <w:rPr>
@@ -7395,9 +7298,6 @@
     <w:p>
       <w:pPr>
         <w:ind w:firstLine="420"/>
-        <w:rPr>
-          <w:rFonts w:hint="eastAsia"/>
-        </w:rPr>
       </w:pPr>
       <w:r>
         <w:rPr>
@@ -7467,9 +7367,6 @@
     <w:p>
       <w:pPr>
         <w:ind w:firstLine="420"/>
-        <w:rPr>
-          <w:rFonts w:hint="eastAsia"/>
-        </w:rPr>
       </w:pPr>
       <w:r>
         <w:rPr>
@@ -7535,9 +7432,6 @@
     <w:p>
       <w:pPr>
         <w:ind w:firstLine="420"/>
-        <w:rPr>
-          <w:rFonts w:hint="eastAsia"/>
-        </w:rPr>
       </w:pPr>
       <w:r>
         <w:rPr>
@@ -7567,9 +7461,6 @@
     <w:p>
       <w:pPr>
         <w:ind w:firstLine="420"/>
-        <w:rPr>
-          <w:rFonts w:hint="eastAsia"/>
-        </w:rPr>
       </w:pPr>
       <w:r>
         <w:rPr>
@@ -7705,9 +7596,6 @@
     <w:p>
       <w:pPr>
         <w:ind w:firstLine="420"/>
-        <w:rPr>
-          <w:rFonts w:hint="eastAsia"/>
-        </w:rPr>
       </w:pPr>
       <w:r>
         <w:rPr>
@@ -7749,9 +7637,6 @@
     <w:p>
       <w:pPr>
         <w:pStyle w:val="3"/>
-        <w:rPr>
-          <w:rFonts w:hint="eastAsia"/>
-        </w:rPr>
       </w:pPr>
       <w:r>
         <w:rPr>
@@ -7771,9 +7656,6 @@
     <w:p>
       <w:pPr>
         <w:ind w:firstLine="420"/>
-        <w:rPr>
-          <w:rFonts w:hint="eastAsia"/>
-        </w:rPr>
       </w:pPr>
       <w:r>
         <w:rPr>
@@ -7791,11 +7673,6 @@
       <w:proofErr w:type="spellEnd"/>
     </w:p>
     <w:p>
-      <w:pPr>
-        <w:rPr>
-          <w:rFonts w:hint="eastAsia"/>
-        </w:rPr>
-      </w:pPr>
       <w:proofErr w:type="spellStart"/>
       <w:r>
         <w:rPr>
@@ -7818,11 +7695,6 @@
       </w:r>
     </w:p>
     <w:p>
-      <w:pPr>
-        <w:rPr>
-          <w:rFonts w:hint="eastAsia"/>
-        </w:rPr>
-      </w:pPr>
       <w:proofErr w:type="spellStart"/>
       <w:r>
         <w:rPr>
@@ -7845,11 +7717,6 @@
       </w:r>
     </w:p>
     <w:p>
-      <w:pPr>
-        <w:rPr>
-          <w:rFonts w:hint="eastAsia"/>
-        </w:rPr>
-      </w:pPr>
       <w:proofErr w:type="spellStart"/>
       <w:r>
         <w:rPr>
@@ -7872,11 +7739,6 @@
       </w:r>
     </w:p>
     <w:p>
-      <w:pPr>
-        <w:rPr>
-          <w:rFonts w:hint="eastAsia"/>
-        </w:rPr>
-      </w:pPr>
       <w:r>
         <w:rPr>
           <w:rFonts w:hint="eastAsia"/>
@@ -7891,11 +7753,6 @@
       </w:r>
     </w:p>
     <w:p>
-      <w:pPr>
-        <w:rPr>
-          <w:rFonts w:hint="eastAsia"/>
-        </w:rPr>
-      </w:pPr>
       <w:r>
         <w:rPr>
           <w:rFonts w:hint="eastAsia"/>
@@ -7910,11 +7767,6 @@
       </w:r>
     </w:p>
     <w:p>
-      <w:pPr>
-        <w:rPr>
-          <w:rFonts w:hint="eastAsia"/>
-        </w:rPr>
-      </w:pPr>
       <w:proofErr w:type="spellStart"/>
       <w:r>
         <w:rPr>
@@ -7937,11 +7789,6 @@
       </w:r>
     </w:p>
     <w:p>
-      <w:pPr>
-        <w:rPr>
-          <w:rFonts w:hint="eastAsia"/>
-        </w:rPr>
-      </w:pPr>
       <w:r>
         <w:rPr>
           <w:rFonts w:hint="eastAsia"/>
@@ -7956,11 +7803,6 @@
       </w:r>
     </w:p>
     <w:p>
-      <w:pPr>
-        <w:rPr>
-          <w:rFonts w:hint="eastAsia"/>
-        </w:rPr>
-      </w:pPr>
       <w:r>
         <w:rPr>
           <w:rFonts w:hint="eastAsia"/>
@@ -7975,11 +7817,6 @@
       </w:r>
     </w:p>
     <w:p>
-      <w:pPr>
-        <w:rPr>
-          <w:rFonts w:hint="eastAsia"/>
-        </w:rPr>
-      </w:pPr>
       <w:r>
         <w:rPr>
           <w:rFonts w:hint="eastAsia"/>
@@ -8018,11 +7855,6 @@
       </w:r>
     </w:p>
     <w:p>
-      <w:pPr>
-        <w:rPr>
-          <w:rFonts w:hint="eastAsia"/>
-        </w:rPr>
-      </w:pPr>
       <w:r>
         <w:rPr>
           <w:rFonts w:hint="eastAsia"/>
@@ -8037,11 +7869,6 @@
       </w:r>
     </w:p>
     <w:p>
-      <w:pPr>
-        <w:rPr>
-          <w:rFonts w:hint="eastAsia"/>
-        </w:rPr>
-      </w:pPr>
       <w:r>
         <w:rPr>
           <w:rFonts w:hint="eastAsia"/>
@@ -8111,11 +7938,6 @@
       </w:r>
     </w:p>
     <w:p>
-      <w:pPr>
-        <w:rPr>
-          <w:rFonts w:hint="eastAsia"/>
-        </w:rPr>
-      </w:pPr>
       <w:r>
         <w:rPr>
           <w:rFonts w:hint="eastAsia"/>
@@ -8156,11 +7978,6 @@
       </w:r>
     </w:p>
     <w:p>
-      <w:pPr>
-        <w:rPr>
-          <w:rFonts w:hint="eastAsia"/>
-        </w:rPr>
-      </w:pPr>
       <w:proofErr w:type="spellStart"/>
       <w:r>
         <w:rPr>
@@ -8191,11 +8008,6 @@
       </w:r>
     </w:p>
     <w:p>
-      <w:pPr>
-        <w:rPr>
-          <w:rFonts w:hint="eastAsia"/>
-        </w:rPr>
-      </w:pPr>
       <w:proofErr w:type="spellStart"/>
       <w:r>
         <w:rPr>
@@ -8240,11 +8052,6 @@
       </w:r>
     </w:p>
     <w:p>
-      <w:pPr>
-        <w:rPr>
-          <w:rFonts w:hint="eastAsia"/>
-        </w:rPr>
-      </w:pPr>
       <w:proofErr w:type="spellStart"/>
       <w:r>
         <w:rPr>
@@ -8275,11 +8082,6 @@
       </w:r>
     </w:p>
     <w:p>
-      <w:pPr>
-        <w:rPr>
-          <w:rFonts w:hint="eastAsia"/>
-        </w:rPr>
-      </w:pPr>
       <w:proofErr w:type="spellStart"/>
       <w:r>
         <w:rPr>
@@ -8310,11 +8112,6 @@
       </w:r>
     </w:p>
     <w:p>
-      <w:pPr>
-        <w:rPr>
-          <w:rFonts w:hint="eastAsia"/>
-        </w:rPr>
-      </w:pPr>
       <w:r>
         <w:rPr>
           <w:rFonts w:hint="eastAsia"/>
@@ -8337,11 +8134,6 @@
       </w:r>
     </w:p>
     <w:p>
-      <w:pPr>
-        <w:rPr>
-          <w:rFonts w:hint="eastAsia"/>
-        </w:rPr>
-      </w:pPr>
       <w:r>
         <w:rPr>
           <w:rFonts w:hint="eastAsia"/>
@@ -8364,11 +8156,6 @@
       </w:r>
     </w:p>
     <w:p>
-      <w:pPr>
-        <w:rPr>
-          <w:rFonts w:hint="eastAsia"/>
-        </w:rPr>
-      </w:pPr>
       <w:proofErr w:type="spellStart"/>
       <w:r>
         <w:rPr>
@@ -8391,11 +8178,6 @@
       </w:r>
     </w:p>
     <w:p>
-      <w:pPr>
-        <w:rPr>
-          <w:rFonts w:hint="eastAsia"/>
-        </w:rPr>
-      </w:pPr>
       <w:r>
         <w:rPr>
           <w:rFonts w:hint="eastAsia"/>
@@ -8418,11 +8200,6 @@
       </w:r>
     </w:p>
     <w:p>
-      <w:pPr>
-        <w:rPr>
-          <w:rFonts w:hint="eastAsia"/>
-        </w:rPr>
-      </w:pPr>
       <w:proofErr w:type="spellStart"/>
       <w:r>
         <w:rPr>
@@ -8453,11 +8230,6 @@
       </w:r>
     </w:p>
     <w:p>
-      <w:pPr>
-        <w:rPr>
-          <w:rFonts w:hint="eastAsia"/>
-        </w:rPr>
-      </w:pPr>
       <w:r>
         <w:rPr>
           <w:rFonts w:hint="eastAsia"/>
@@ -8480,11 +8252,6 @@
       </w:r>
     </w:p>
     <w:p>
-      <w:pPr>
-        <w:rPr>
-          <w:rFonts w:hint="eastAsia"/>
-        </w:rPr>
-      </w:pPr>
       <w:proofErr w:type="spellStart"/>
       <w:r>
         <w:rPr>
@@ -8539,11 +8306,6 @@
       </w:r>
     </w:p>
     <w:p>
-      <w:pPr>
-        <w:rPr>
-          <w:rFonts w:hint="eastAsia"/>
-        </w:rPr>
-      </w:pPr>
       <w:proofErr w:type="spellStart"/>
       <w:r>
         <w:rPr>
@@ -8598,11 +8360,6 @@
       </w:r>
     </w:p>
     <w:p>
-      <w:pPr>
-        <w:rPr>
-          <w:rFonts w:hint="eastAsia"/>
-        </w:rPr>
-      </w:pPr>
       <w:proofErr w:type="spellStart"/>
       <w:r>
         <w:rPr>
@@ -8625,11 +8382,6 @@
       </w:r>
     </w:p>
     <w:p>
-      <w:pPr>
-        <w:rPr>
-          <w:rFonts w:hint="eastAsia"/>
-        </w:rPr>
-      </w:pPr>
       <w:proofErr w:type="spellStart"/>
       <w:r>
         <w:rPr>
@@ -8652,11 +8404,6 @@
       </w:r>
     </w:p>
     <w:p>
-      <w:pPr>
-        <w:rPr>
-          <w:rFonts w:hint="eastAsia"/>
-        </w:rPr>
-      </w:pPr>
       <w:proofErr w:type="spellStart"/>
       <w:r>
         <w:rPr>
@@ -8679,11 +8426,6 @@
       </w:r>
     </w:p>
     <w:p>
-      <w:pPr>
-        <w:rPr>
-          <w:rFonts w:hint="eastAsia"/>
-        </w:rPr>
-      </w:pPr>
       <w:r>
         <w:rPr>
           <w:rFonts w:hint="eastAsia"/>
@@ -8710,11 +8452,6 @@
       </w:r>
     </w:p>
     <w:p>
-      <w:pPr>
-        <w:rPr>
-          <w:rFonts w:hint="eastAsia"/>
-        </w:rPr>
-      </w:pPr>
       <w:proofErr w:type="spellStart"/>
       <w:r>
         <w:rPr>
@@ -8737,11 +8474,6 @@
       </w:r>
     </w:p>
     <w:p>
-      <w:pPr>
-        <w:rPr>
-          <w:rFonts w:hint="eastAsia"/>
-        </w:rPr>
-      </w:pPr>
       <w:proofErr w:type="spellStart"/>
       <w:r>
         <w:rPr>
@@ -8764,11 +8496,6 @@
       </w:r>
     </w:p>
     <w:p>
-      <w:pPr>
-        <w:rPr>
-          <w:rFonts w:hint="eastAsia"/>
-        </w:rPr>
-      </w:pPr>
       <w:proofErr w:type="spellStart"/>
       <w:r>
         <w:rPr>
@@ -8791,11 +8518,6 @@
       </w:r>
     </w:p>
     <w:p>
-      <w:pPr>
-        <w:rPr>
-          <w:rFonts w:hint="eastAsia"/>
-        </w:rPr>
-      </w:pPr>
       <w:proofErr w:type="spellStart"/>
       <w:r>
         <w:rPr>
@@ -8818,11 +8540,6 @@
       </w:r>
     </w:p>
     <w:p>
-      <w:pPr>
-        <w:rPr>
-          <w:rFonts w:hint="eastAsia"/>
-        </w:rPr>
-      </w:pPr>
       <w:proofErr w:type="spellStart"/>
       <w:r>
         <w:rPr>
@@ -8865,11 +8582,6 @@
       </w:r>
     </w:p>
     <w:p>
-      <w:pPr>
-        <w:rPr>
-          <w:rFonts w:hint="eastAsia"/>
-        </w:rPr>
-      </w:pPr>
       <w:proofErr w:type="spellStart"/>
       <w:r>
         <w:rPr>
@@ -8892,11 +8604,6 @@
       </w:r>
     </w:p>
     <w:p>
-      <w:pPr>
-        <w:rPr>
-          <w:rFonts w:hint="eastAsia"/>
-        </w:rPr>
-      </w:pPr>
       <w:proofErr w:type="spellStart"/>
       <w:r>
         <w:rPr>
@@ -8937,11 +8644,6 @@
       </w:r>
     </w:p>
     <w:p>
-      <w:pPr>
-        <w:rPr>
-          <w:rFonts w:hint="eastAsia"/>
-        </w:rPr>
-      </w:pPr>
       <w:proofErr w:type="spellStart"/>
       <w:r>
         <w:rPr>
@@ -8991,11 +8693,6 @@
       </w:r>
     </w:p>
     <w:p>
-      <w:pPr>
-        <w:rPr>
-          <w:rFonts w:hint="eastAsia"/>
-        </w:rPr>
-      </w:pPr>
       <w:proofErr w:type="spellStart"/>
       <w:r>
         <w:rPr>
@@ -9038,11 +8735,6 @@
       </w:r>
     </w:p>
     <w:p>
-      <w:pPr>
-        <w:rPr>
-          <w:rFonts w:hint="eastAsia"/>
-        </w:rPr>
-      </w:pPr>
       <w:proofErr w:type="spellStart"/>
       <w:r>
         <w:rPr>
@@ -9065,11 +8757,6 @@
       </w:r>
     </w:p>
     <w:p>
-      <w:pPr>
-        <w:rPr>
-          <w:rFonts w:hint="eastAsia"/>
-        </w:rPr>
-      </w:pPr>
       <w:proofErr w:type="spellStart"/>
       <w:r>
         <w:rPr>
@@ -9126,11 +8813,6 @@
       </w:r>
     </w:p>
     <w:p>
-      <w:pPr>
-        <w:rPr>
-          <w:rFonts w:hint="eastAsia"/>
-        </w:rPr>
-      </w:pPr>
       <w:proofErr w:type="spellStart"/>
       <w:r>
         <w:rPr>
@@ -9187,11 +8869,6 @@
       </w:r>
     </w:p>
     <w:p>
-      <w:pPr>
-        <w:rPr>
-          <w:rFonts w:hint="eastAsia"/>
-        </w:rPr>
-      </w:pPr>
       <w:proofErr w:type="spellStart"/>
       <w:r>
         <w:rPr>
@@ -9252,11 +8929,6 @@
       </w:r>
     </w:p>
     <w:p>
-      <w:pPr>
-        <w:rPr>
-          <w:rFonts w:hint="eastAsia"/>
-        </w:rPr>
-      </w:pPr>
       <w:proofErr w:type="spellStart"/>
       <w:r>
         <w:rPr>
@@ -9335,11 +9007,6 @@
       </w:r>
     </w:p>
     <w:p>
-      <w:pPr>
-        <w:rPr>
-          <w:rFonts w:hint="eastAsia"/>
-        </w:rPr>
-      </w:pPr>
       <w:proofErr w:type="spellStart"/>
       <w:r>
         <w:rPr>
@@ -9362,11 +9029,6 @@
       </w:r>
     </w:p>
     <w:p>
-      <w:pPr>
-        <w:rPr>
-          <w:rFonts w:hint="eastAsia"/>
-        </w:rPr>
-      </w:pPr>
       <w:r>
         <w:rPr>
           <w:rFonts w:hint="eastAsia"/>
@@ -9419,11 +9081,6 @@
       </w:r>
     </w:p>
     <w:p>
-      <w:pPr>
-        <w:rPr>
-          <w:rFonts w:hint="eastAsia"/>
-        </w:rPr>
-      </w:pPr>
       <w:r>
         <w:rPr>
           <w:rFonts w:hint="eastAsia"/>
@@ -9476,11 +9133,6 @@
       </w:r>
     </w:p>
     <w:p>
-      <w:pPr>
-        <w:rPr>
-          <w:rFonts w:hint="eastAsia"/>
-        </w:rPr>
-      </w:pPr>
       <w:r>
         <w:rPr>
           <w:rFonts w:hint="eastAsia"/>
@@ -9524,19 +9176,10 @@
         <w:t>http://linuxperf.com/?P=142</w:t>
       </w:r>
     </w:p>
-    <w:p>
-      <w:pPr>
-        <w:rPr>
-          <w:rFonts w:hint="eastAsia"/>
-        </w:rPr>
-      </w:pPr>
-    </w:p>
+    <w:p/>
     <w:p>
       <w:pPr>
         <w:pStyle w:val="2"/>
-        <w:rPr>
-          <w:rFonts w:hint="eastAsia"/>
-        </w:rPr>
       </w:pPr>
       <w:proofErr w:type="gramStart"/>
       <w:r>
@@ -9556,9 +9199,6 @@
     <w:p>
       <w:pPr>
         <w:ind w:firstLine="420"/>
-        <w:rPr>
-          <w:rFonts w:hint="eastAsia"/>
-        </w:rPr>
       </w:pPr>
       <w:proofErr w:type="spellStart"/>
       <w:r>
@@ -9592,9 +9232,6 @@
     <w:p>
       <w:pPr>
         <w:ind w:firstLine="420"/>
-        <w:rPr>
-          <w:rFonts w:hint="eastAsia"/>
-        </w:rPr>
       </w:pPr>
       <w:proofErr w:type="spellStart"/>
       <w:r>
@@ -9628,9 +9265,6 @@
     <w:p>
       <w:pPr>
         <w:ind w:firstLine="420"/>
-        <w:rPr>
-          <w:rFonts w:hint="eastAsia"/>
-        </w:rPr>
       </w:pPr>
       <w:r>
         <w:rPr>
@@ -9785,9 +9419,6 @@
     <w:p>
       <w:pPr>
         <w:pStyle w:val="3"/>
-        <w:rPr>
-          <w:rFonts w:hint="eastAsia"/>
-        </w:rPr>
       </w:pPr>
       <w:proofErr w:type="spellStart"/>
       <w:r>
@@ -9801,9 +9432,6 @@
     <w:p>
       <w:pPr>
         <w:ind w:firstLine="420"/>
-        <w:rPr>
-          <w:rFonts w:hint="eastAsia"/>
-        </w:rPr>
       </w:pPr>
       <w:proofErr w:type="spellStart"/>
       <w:r>
@@ -9922,9 +9550,6 @@
     <w:p>
       <w:pPr>
         <w:ind w:firstLine="420"/>
-        <w:rPr>
-          <w:rFonts w:hint="eastAsia"/>
-        </w:rPr>
       </w:pPr>
       <w:proofErr w:type="spellStart"/>
       <w:r>
@@ -9980,9 +9605,6 @@
     <w:p>
       <w:pPr>
         <w:ind w:firstLine="420"/>
-        <w:rPr>
-          <w:rFonts w:hint="eastAsia"/>
-        </w:rPr>
       </w:pPr>
       <w:r>
         <w:rPr>
@@ -9994,9 +9616,6 @@
     <w:p>
       <w:pPr>
         <w:ind w:firstLine="420"/>
-        <w:rPr>
-          <w:rFonts w:hint="eastAsia"/>
-        </w:rPr>
       </w:pPr>
       <w:r>
         <w:rPr>
@@ -10029,7 +9648,6 @@
       <w:pPr>
         <w:ind w:firstLine="420"/>
         <w:rPr>
-          <w:rFonts w:hint="eastAsia"/>
           <w:color w:val="FF0000"/>
         </w:rPr>
       </w:pPr>
@@ -10052,9 +9670,6 @@
     <w:p>
       <w:pPr>
         <w:ind w:firstLine="420"/>
-        <w:rPr>
-          <w:rFonts w:hint="eastAsia"/>
-        </w:rPr>
       </w:pPr>
       <w:r>
         <w:rPr>
@@ -10084,9 +9699,6 @@
     <w:p>
       <w:pPr>
         <w:ind w:firstLine="420"/>
-        <w:rPr>
-          <w:rFonts w:hint="eastAsia"/>
-        </w:rPr>
       </w:pPr>
       <w:r>
         <w:rPr>
@@ -10104,9 +9716,6 @@
     <w:p>
       <w:pPr>
         <w:ind w:firstLine="420"/>
-        <w:rPr>
-          <w:rFonts w:hint="eastAsia"/>
-        </w:rPr>
       </w:pPr>
       <w:r>
         <w:rPr>
@@ -10124,9 +9733,6 @@
     <w:p>
       <w:pPr>
         <w:ind w:firstLine="420"/>
-        <w:rPr>
-          <w:rFonts w:hint="eastAsia"/>
-        </w:rPr>
       </w:pPr>
       <w:r>
         <w:rPr>
@@ -10144,9 +9750,6 @@
     <w:p>
       <w:pPr>
         <w:ind w:firstLine="420"/>
-        <w:rPr>
-          <w:rFonts w:hint="eastAsia"/>
-        </w:rPr>
       </w:pPr>
       <w:r>
         <w:rPr>
@@ -10180,9 +9783,6 @@
     <w:p>
       <w:pPr>
         <w:ind w:firstLine="420"/>
-        <w:rPr>
-          <w:rFonts w:hint="eastAsia"/>
-        </w:rPr>
       </w:pPr>
       <w:r>
         <w:rPr>
@@ -10280,9 +9880,6 @@
     <w:p>
       <w:pPr>
         <w:ind w:firstLine="420"/>
-        <w:rPr>
-          <w:rFonts w:hint="eastAsia"/>
-        </w:rPr>
       </w:pPr>
       <w:r>
         <w:rPr>
@@ -10334,9 +9931,6 @@
     <w:p>
       <w:pPr>
         <w:ind w:firstLine="420"/>
-        <w:rPr>
-          <w:rFonts w:hint="eastAsia"/>
-        </w:rPr>
       </w:pPr>
       <w:r>
         <w:rPr>
@@ -10354,9 +9948,6 @@
     <w:p>
       <w:pPr>
         <w:ind w:firstLine="420"/>
-        <w:rPr>
-          <w:rFonts w:hint="eastAsia"/>
-        </w:rPr>
       </w:pPr>
       <w:r>
         <w:rPr>
@@ -10374,9 +9965,6 @@
     <w:p>
       <w:pPr>
         <w:ind w:firstLine="420"/>
-        <w:rPr>
-          <w:rFonts w:hint="eastAsia"/>
-        </w:rPr>
       </w:pPr>
       <w:r>
         <w:rPr>
@@ -10430,9 +10018,6 @@
     <w:p>
       <w:pPr>
         <w:ind w:firstLine="420"/>
-        <w:rPr>
-          <w:rFonts w:hint="eastAsia"/>
-        </w:rPr>
       </w:pPr>
       <w:r>
         <w:rPr>
@@ -10450,9 +10035,6 @@
     <w:p>
       <w:pPr>
         <w:pStyle w:val="3"/>
-        <w:rPr>
-          <w:rFonts w:hint="eastAsia"/>
-        </w:rPr>
       </w:pPr>
       <w:proofErr w:type="spellStart"/>
       <w:r>
@@ -10466,9 +10048,6 @@
     <w:p>
       <w:pPr>
         <w:ind w:firstLine="420"/>
-        <w:rPr>
-          <w:rFonts w:hint="eastAsia"/>
-        </w:rPr>
       </w:pPr>
       <w:r>
         <w:rPr>
@@ -10494,9 +10073,6 @@
     <w:p>
       <w:pPr>
         <w:ind w:firstLine="420"/>
-        <w:rPr>
-          <w:rFonts w:hint="eastAsia"/>
-        </w:rPr>
       </w:pPr>
       <w:proofErr w:type="spellStart"/>
       <w:r>
@@ -10518,9 +10094,6 @@
     <w:p>
       <w:pPr>
         <w:ind w:firstLine="420"/>
-        <w:rPr>
-          <w:rFonts w:hint="eastAsia"/>
-        </w:rPr>
       </w:pPr>
       <w:r>
         <w:rPr>
@@ -10544,9 +10117,6 @@
     <w:p>
       <w:pPr>
         <w:pStyle w:val="3"/>
-        <w:rPr>
-          <w:rFonts w:hint="eastAsia"/>
-        </w:rPr>
       </w:pPr>
       <w:r>
         <w:rPr>
@@ -10566,9 +10136,6 @@
     <w:p>
       <w:pPr>
         <w:ind w:firstLine="420"/>
-        <w:rPr>
-          <w:rFonts w:hint="eastAsia"/>
-        </w:rPr>
       </w:pPr>
       <w:r>
         <w:rPr>
@@ -10618,9 +10185,6 @@
     <w:p>
       <w:pPr>
         <w:ind w:firstLine="420"/>
-        <w:rPr>
-          <w:rFonts w:hint="eastAsia"/>
-        </w:rPr>
       </w:pPr>
       <w:r>
         <w:rPr>
@@ -10652,9 +10216,6 @@
     <w:p>
       <w:pPr>
         <w:ind w:firstLine="420"/>
-        <w:rPr>
-          <w:rFonts w:hint="eastAsia"/>
-        </w:rPr>
       </w:pPr>
       <w:r>
         <w:rPr>
@@ -10702,9 +10263,6 @@
     <w:p>
       <w:pPr>
         <w:ind w:firstLine="420"/>
-        <w:rPr>
-          <w:rFonts w:hint="eastAsia"/>
-        </w:rPr>
       </w:pPr>
       <w:r>
         <w:rPr>
@@ -10750,17 +10308,11 @@
     <w:p>
       <w:pPr>
         <w:ind w:firstLine="420"/>
-        <w:rPr>
-          <w:rFonts w:hint="eastAsia"/>
-        </w:rPr>
-      </w:pPr>
-    </w:p>
-    <w:p>
-      <w:pPr>
-        <w:ind w:firstLine="420"/>
-        <w:rPr>
-          <w:rFonts w:hint="eastAsia"/>
-        </w:rPr>
+      </w:pPr>
+    </w:p>
+    <w:p>
+      <w:pPr>
+        <w:ind w:firstLine="420"/>
       </w:pPr>
       <w:r>
         <w:rPr>
@@ -10778,9 +10330,6 @@
     <w:p>
       <w:pPr>
         <w:ind w:firstLine="420"/>
-        <w:rPr>
-          <w:rFonts w:hint="eastAsia"/>
-        </w:rPr>
       </w:pPr>
       <w:proofErr w:type="spellStart"/>
       <w:r>
@@ -10857,9 +10406,6 @@
     <w:p>
       <w:pPr>
         <w:ind w:firstLine="420"/>
-        <w:rPr>
-          <w:rFonts w:hint="eastAsia"/>
-        </w:rPr>
       </w:pPr>
       <w:proofErr w:type="spellStart"/>
       <w:r>
@@ -10879,9 +10425,6 @@
     <w:p>
       <w:pPr>
         <w:ind w:firstLine="420"/>
-        <w:rPr>
-          <w:rFonts w:hint="eastAsia"/>
-        </w:rPr>
       </w:pPr>
       <w:proofErr w:type="spellStart"/>
       <w:r>
@@ -10915,9 +10458,6 @@
     <w:p>
       <w:pPr>
         <w:ind w:firstLine="420"/>
-        <w:rPr>
-          <w:rFonts w:hint="eastAsia"/>
-        </w:rPr>
       </w:pPr>
       <w:proofErr w:type="spellStart"/>
       <w:r>
@@ -10951,9 +10491,6 @@
     <w:p>
       <w:pPr>
         <w:ind w:firstLine="420"/>
-        <w:rPr>
-          <w:rFonts w:hint="eastAsia"/>
-        </w:rPr>
       </w:pPr>
       <w:proofErr w:type="spellStart"/>
       <w:r>
@@ -11001,9 +10538,6 @@
     <w:p>
       <w:pPr>
         <w:ind w:firstLine="420"/>
-        <w:rPr>
-          <w:rFonts w:hint="eastAsia"/>
-        </w:rPr>
       </w:pPr>
       <w:proofErr w:type="spellStart"/>
       <w:r>
@@ -11040,19 +10574,10 @@
       </w:r>
     </w:p>
     <w:p/>
-    <w:p>
-      <w:pPr>
-        <w:rPr>
-          <w:rFonts w:hint="eastAsia"/>
-        </w:rPr>
-      </w:pPr>
-    </w:p>
+    <w:p/>
     <w:p>
       <w:pPr>
         <w:pStyle w:val="2"/>
-        <w:rPr>
-          <w:rFonts w:hint="eastAsia"/>
-        </w:rPr>
       </w:pPr>
       <w:r>
         <w:rPr>
@@ -11065,7 +10590,6 @@
       <w:pPr>
         <w:ind w:firstLine="420"/>
         <w:rPr>
-          <w:rFonts w:hint="eastAsia"/>
           <w:color w:val="FF0000"/>
         </w:rPr>
       </w:pPr>
@@ -11104,7 +10628,6 @@
       <w:pPr>
         <w:ind w:firstLine="420"/>
         <w:rPr>
-          <w:rFonts w:hint="eastAsia"/>
           <w:color w:val="FF0000"/>
         </w:rPr>
       </w:pPr>
@@ -11128,9 +10651,6 @@
     <w:p>
       <w:pPr>
         <w:ind w:firstLine="420"/>
-        <w:rPr>
-          <w:rFonts w:hint="eastAsia"/>
-        </w:rPr>
       </w:pPr>
       <w:proofErr w:type="spellStart"/>
       <w:r>
@@ -11213,9 +10733,6 @@
     <w:p>
       <w:pPr>
         <w:pStyle w:val="3"/>
-        <w:rPr>
-          <w:rFonts w:hint="eastAsia"/>
-        </w:rPr>
       </w:pPr>
       <w:r>
         <w:rPr>
@@ -11240,9 +10757,6 @@
     <w:p>
       <w:pPr>
         <w:pStyle w:val="3"/>
-        <w:rPr>
-          <w:rFonts w:hint="eastAsia"/>
-        </w:rPr>
       </w:pPr>
       <w:proofErr w:type="spellStart"/>
       <w:r>
@@ -11256,9 +10770,6 @@
     <w:p>
       <w:pPr>
         <w:pStyle w:val="3"/>
-        <w:rPr>
-          <w:rFonts w:hint="eastAsia"/>
-        </w:rPr>
       </w:pPr>
       <w:proofErr w:type="spellStart"/>
       <w:r>
@@ -11272,9 +10783,6 @@
     <w:p>
       <w:pPr>
         <w:pStyle w:val="2"/>
-        <w:rPr>
-          <w:rFonts w:hint="eastAsia"/>
-        </w:rPr>
       </w:pPr>
       <w:r>
         <w:rPr>
@@ -11310,9 +10818,6 @@
     <w:p>
       <w:pPr>
         <w:ind w:firstLine="420"/>
-        <w:rPr>
-          <w:rFonts w:hint="eastAsia"/>
-        </w:rPr>
       </w:pPr>
       <w:proofErr w:type="spellStart"/>
       <w:r>
@@ -11344,9 +10849,6 @@
     <w:p>
       <w:pPr>
         <w:ind w:firstLine="420"/>
-        <w:rPr>
-          <w:rFonts w:hint="eastAsia"/>
-        </w:rPr>
       </w:pPr>
       <w:proofErr w:type="spellStart"/>
       <w:r>
@@ -11457,9 +10959,6 @@
     <w:p>
       <w:pPr>
         <w:pStyle w:val="3"/>
-        <w:rPr>
-          <w:rFonts w:hint="eastAsia"/>
-        </w:rPr>
       </w:pPr>
       <w:proofErr w:type="spellStart"/>
       <w:r>
@@ -11504,9 +11003,6 @@
     <w:p>
       <w:pPr>
         <w:pStyle w:val="2"/>
-        <w:rPr>
-          <w:rFonts w:hint="eastAsia"/>
-        </w:rPr>
       </w:pPr>
       <w:r>
         <w:rPr>
@@ -11518,9 +11014,6 @@
     <w:p>
       <w:pPr>
         <w:ind w:firstLine="420"/>
-        <w:rPr>
-          <w:rFonts w:hint="eastAsia"/>
-        </w:rPr>
       </w:pPr>
       <w:r>
         <w:rPr>
@@ -11583,9 +11076,6 @@
     <w:p>
       <w:pPr>
         <w:pStyle w:val="3"/>
-        <w:rPr>
-          <w:rFonts w:hint="eastAsia"/>
-        </w:rPr>
       </w:pPr>
       <w:r>
         <w:rPr>
@@ -11603,7 +11093,7 @@
         <w:rPr>
           <w:rFonts w:hint="eastAsia"/>
         </w:rPr>
-        <w:t>：先确认是不是“真·内存问题”（</w:t>
+        <w:t>：先确认是不是“真内存问题”（</w:t>
       </w:r>
       <w:r>
         <w:rPr>
@@ -11639,9 +11129,6 @@
     <w:p>
       <w:pPr>
         <w:ind w:firstLine="420"/>
-        <w:rPr>
-          <w:rFonts w:hint="eastAsia"/>
-        </w:rPr>
       </w:pPr>
       <w:r>
         <w:rPr>
@@ -11653,9 +11140,6 @@
     <w:p>
       <w:pPr>
         <w:ind w:firstLine="420"/>
-        <w:rPr>
-          <w:rFonts w:hint="eastAsia"/>
-        </w:rPr>
       </w:pPr>
       <w:r>
         <w:rPr>
@@ -11685,9 +11169,6 @@
     <w:p>
       <w:pPr>
         <w:ind w:firstLine="420"/>
-        <w:rPr>
-          <w:rFonts w:hint="eastAsia"/>
-        </w:rPr>
       </w:pPr>
       <w:r>
         <w:rPr>
@@ -11717,9 +11198,6 @@
     <w:p>
       <w:pPr>
         <w:ind w:firstLine="420"/>
-        <w:rPr>
-          <w:rFonts w:hint="eastAsia"/>
-        </w:rPr>
       </w:pPr>
       <w:r>
         <w:rPr>
@@ -11769,9 +11247,6 @@
     <w:p>
       <w:pPr>
         <w:ind w:firstLine="420"/>
-        <w:rPr>
-          <w:rFonts w:hint="eastAsia"/>
-        </w:rPr>
       </w:pPr>
       <w:r>
         <w:rPr>
@@ -11796,9 +11271,6 @@
     <w:p>
       <w:pPr>
         <w:ind w:firstLine="420"/>
-        <w:rPr>
-          <w:rFonts w:hint="eastAsia"/>
-        </w:rPr>
       </w:pPr>
       <w:r>
         <w:rPr>
@@ -11810,9 +11282,6 @@
     <w:p>
       <w:pPr>
         <w:ind w:firstLine="420"/>
-        <w:rPr>
-          <w:rFonts w:hint="eastAsia"/>
-        </w:rPr>
       </w:pPr>
       <w:r>
         <w:rPr>
@@ -11892,9 +11361,6 @@
     <w:p>
       <w:pPr>
         <w:ind w:firstLine="420"/>
-        <w:rPr>
-          <w:rFonts w:hint="eastAsia"/>
-        </w:rPr>
       </w:pPr>
       <w:r>
         <w:rPr>
@@ -11948,9 +11414,6 @@
     <w:p>
       <w:pPr>
         <w:ind w:firstLine="420"/>
-        <w:rPr>
-          <w:rFonts w:hint="eastAsia"/>
-        </w:rPr>
       </w:pPr>
       <w:r>
         <w:rPr>
@@ -11986,9 +11449,6 @@
     <w:p>
       <w:pPr>
         <w:pStyle w:val="3"/>
-        <w:rPr>
-          <w:rFonts w:hint="eastAsia"/>
-        </w:rPr>
       </w:pPr>
       <w:r>
         <w:rPr>
@@ -12037,9 +11497,6 @@
     <w:p>
       <w:pPr>
         <w:ind w:firstLine="420"/>
-        <w:rPr>
-          <w:rFonts w:hint="eastAsia"/>
-        </w:rPr>
       </w:pPr>
       <w:r>
         <w:rPr>
@@ -12051,9 +11508,6 @@
     <w:p>
       <w:pPr>
         <w:ind w:firstLine="420"/>
-        <w:rPr>
-          <w:rFonts w:hint="eastAsia"/>
-        </w:rPr>
       </w:pPr>
       <w:r>
         <w:rPr>
@@ -12071,9 +11525,6 @@
     <w:p>
       <w:pPr>
         <w:ind w:firstLine="420"/>
-        <w:rPr>
-          <w:rFonts w:hint="eastAsia"/>
-        </w:rPr>
       </w:pPr>
       <w:r>
         <w:rPr>
@@ -12099,9 +11550,6 @@
     <w:p>
       <w:pPr>
         <w:ind w:firstLine="420"/>
-        <w:rPr>
-          <w:rFonts w:hint="eastAsia"/>
-        </w:rPr>
       </w:pPr>
       <w:r>
         <w:rPr>
@@ -12119,9 +11567,6 @@
     <w:p>
       <w:pPr>
         <w:ind w:firstLine="420"/>
-        <w:rPr>
-          <w:rFonts w:hint="eastAsia"/>
-        </w:rPr>
       </w:pPr>
       <w:r>
         <w:rPr>
@@ -12159,9 +11604,6 @@
     <w:p>
       <w:pPr>
         <w:ind w:firstLine="420"/>
-        <w:rPr>
-          <w:rFonts w:hint="eastAsia"/>
-        </w:rPr>
       </w:pPr>
       <w:r>
         <w:rPr>
@@ -12195,9 +11637,6 @@
     <w:p>
       <w:pPr>
         <w:ind w:firstLine="420"/>
-        <w:rPr>
-          <w:rFonts w:hint="eastAsia"/>
-        </w:rPr>
       </w:pPr>
       <w:proofErr w:type="gramStart"/>
       <w:r>
@@ -12256,9 +11695,6 @@
     <w:p>
       <w:pPr>
         <w:pStyle w:val="3"/>
-        <w:rPr>
-          <w:rFonts w:hint="eastAsia"/>
-        </w:rPr>
       </w:pPr>
       <w:r>
         <w:rPr>
@@ -12294,9 +11730,6 @@
     <w:p>
       <w:pPr>
         <w:ind w:firstLine="420"/>
-        <w:rPr>
-          <w:rFonts w:hint="eastAsia"/>
-        </w:rPr>
       </w:pPr>
       <w:r>
         <w:rPr>
@@ -12321,9 +11754,6 @@
     <w:p>
       <w:pPr>
         <w:ind w:firstLine="420"/>
-        <w:rPr>
-          <w:rFonts w:hint="eastAsia"/>
-        </w:rPr>
       </w:pPr>
       <w:r>
         <w:rPr>
@@ -12335,9 +11765,6 @@
     <w:p>
       <w:pPr>
         <w:ind w:firstLine="420"/>
-        <w:rPr>
-          <w:rFonts w:hint="eastAsia"/>
-        </w:rPr>
       </w:pPr>
       <w:r>
         <w:rPr>
@@ -12363,9 +11790,6 @@
     <w:p>
       <w:pPr>
         <w:ind w:firstLine="420"/>
-        <w:rPr>
-          <w:rFonts w:hint="eastAsia"/>
-        </w:rPr>
       </w:pPr>
       <w:r>
         <w:rPr>
@@ -12384,9 +11808,6 @@
     <w:p>
       <w:pPr>
         <w:ind w:firstLine="420"/>
-        <w:rPr>
-          <w:rFonts w:hint="eastAsia"/>
-        </w:rPr>
       </w:pPr>
       <w:r>
         <w:rPr>
@@ -12404,9 +11825,6 @@
     <w:p>
       <w:pPr>
         <w:ind w:firstLine="420"/>
-        <w:rPr>
-          <w:rFonts w:hint="eastAsia"/>
-        </w:rPr>
       </w:pPr>
       <w:r>
         <w:rPr>
@@ -12436,9 +11854,6 @@
     <w:p>
       <w:pPr>
         <w:ind w:firstLine="420"/>
-        <w:rPr>
-          <w:rFonts w:hint="eastAsia"/>
-        </w:rPr>
       </w:pPr>
       <w:r>
         <w:rPr>
@@ -12464,9 +11879,6 @@
     <w:p>
       <w:pPr>
         <w:ind w:firstLine="420"/>
-        <w:rPr>
-          <w:rFonts w:hint="eastAsia"/>
-        </w:rPr>
       </w:pPr>
       <w:r>
         <w:rPr>
@@ -12478,9 +11890,6 @@
     <w:p>
       <w:pPr>
         <w:ind w:firstLine="420"/>
-        <w:rPr>
-          <w:rFonts w:hint="eastAsia"/>
-        </w:rPr>
       </w:pPr>
       <w:r>
         <w:rPr>
@@ -12518,9 +11927,6 @@
     <w:p>
       <w:pPr>
         <w:ind w:firstLine="420"/>
-        <w:rPr>
-          <w:rFonts w:hint="eastAsia"/>
-        </w:rPr>
       </w:pPr>
       <w:r>
         <w:rPr>
@@ -12544,9 +11950,6 @@
     <w:p>
       <w:pPr>
         <w:ind w:firstLine="420"/>
-        <w:rPr>
-          <w:rFonts w:hint="eastAsia"/>
-        </w:rPr>
       </w:pPr>
       <w:r>
         <w:rPr>
@@ -12576,9 +11979,6 @@
     <w:p>
       <w:pPr>
         <w:ind w:firstLine="420"/>
-        <w:rPr>
-          <w:rFonts w:hint="eastAsia"/>
-        </w:rPr>
       </w:pPr>
       <w:r>
         <w:rPr>
@@ -12614,9 +12014,6 @@
     <w:p>
       <w:pPr>
         <w:ind w:firstLine="420"/>
-        <w:rPr>
-          <w:rFonts w:hint="eastAsia"/>
-        </w:rPr>
       </w:pPr>
       <w:r>
         <w:rPr>
@@ -12644,11 +12041,6 @@
       </w:r>
     </w:p>
     <w:p>
-      <w:pPr>
-        <w:rPr>
-          <w:rFonts w:hint="eastAsia"/>
-        </w:rPr>
-      </w:pPr>
       <w:r>
         <w:rPr>
           <w:rFonts w:hint="eastAsia"/>
@@ -12711,9 +12103,6 @@
     <w:p>
       <w:pPr>
         <w:pStyle w:val="3"/>
-        <w:rPr>
-          <w:rFonts w:hint="eastAsia"/>
-        </w:rPr>
       </w:pPr>
       <w:r>
         <w:rPr>
@@ -12737,9 +12126,6 @@
     <w:p>
       <w:pPr>
         <w:ind w:firstLine="420"/>
-        <w:rPr>
-          <w:rFonts w:hint="eastAsia"/>
-        </w:rPr>
       </w:pPr>
       <w:r>
         <w:rPr>
@@ -12792,9 +12178,6 @@
     <w:p>
       <w:pPr>
         <w:ind w:firstLine="420"/>
-        <w:rPr>
-          <w:rFonts w:hint="eastAsia"/>
-        </w:rPr>
       </w:pPr>
       <w:r>
         <w:rPr>
@@ -12835,9 +12218,6 @@
     <w:p>
       <w:pPr>
         <w:ind w:firstLine="420"/>
-        <w:rPr>
-          <w:rFonts w:hint="eastAsia"/>
-        </w:rPr>
       </w:pPr>
       <w:r>
         <w:rPr>
@@ -12849,9 +12229,6 @@
     <w:p>
       <w:pPr>
         <w:ind w:firstLine="420"/>
-        <w:rPr>
-          <w:rFonts w:hint="eastAsia"/>
-        </w:rPr>
       </w:pPr>
       <w:r>
         <w:rPr>
@@ -12905,9 +12282,6 @@
     <w:p>
       <w:pPr>
         <w:ind w:firstLine="420"/>
-        <w:rPr>
-          <w:rFonts w:hint="eastAsia"/>
-        </w:rPr>
       </w:pPr>
       <w:r>
         <w:rPr>
@@ -12951,9 +12325,6 @@
     <w:p>
       <w:pPr>
         <w:ind w:firstLine="420"/>
-        <w:rPr>
-          <w:rFonts w:hint="eastAsia"/>
-        </w:rPr>
       </w:pPr>
       <w:r>
         <w:rPr>
@@ -12995,9 +12366,6 @@
     <w:p>
       <w:pPr>
         <w:ind w:firstLine="420"/>
-        <w:rPr>
-          <w:rFonts w:hint="eastAsia"/>
-        </w:rPr>
       </w:pPr>
       <w:r>
         <w:rPr>
@@ -13009,13 +12377,7 @@
         <w:rPr>
           <w:rFonts w:hint="eastAsia"/>
         </w:rPr>
-        <w:t>、</w:t>
-      </w:r>
-      <w:r>
-        <w:rPr>
-          <w:rFonts w:hint="eastAsia"/>
-        </w:rPr>
-        <w:t>看</w:t>
+        <w:t>、看</w:t>
       </w:r>
       <w:proofErr w:type="gramStart"/>
       <w:r>
@@ -13051,9 +12413,6 @@
     <w:p>
       <w:pPr>
         <w:ind w:firstLine="420"/>
-        <w:rPr>
-          <w:rFonts w:hint="eastAsia"/>
-        </w:rPr>
       </w:pPr>
       <w:r>
         <w:rPr>
@@ -13065,9 +12424,6 @@
     <w:p>
       <w:pPr>
         <w:ind w:firstLine="420"/>
-        <w:rPr>
-          <w:rFonts w:hint="eastAsia"/>
-        </w:rPr>
       </w:pPr>
       <w:r>
         <w:rPr>
@@ -13085,9 +12441,6 @@
     <w:p>
       <w:pPr>
         <w:ind w:firstLine="420"/>
-        <w:rPr>
-          <w:rFonts w:hint="eastAsia"/>
-        </w:rPr>
       </w:pPr>
       <w:r>
         <w:rPr>
@@ -13119,9 +12472,6 @@
     <w:p>
       <w:pPr>
         <w:ind w:firstLine="420"/>
-        <w:rPr>
-          <w:rFonts w:hint="eastAsia"/>
-        </w:rPr>
       </w:pPr>
       <w:r>
         <w:rPr>
@@ -13145,9 +12495,6 @@
     <w:p>
       <w:pPr>
         <w:pStyle w:val="3"/>
-        <w:rPr>
-          <w:rFonts w:hint="eastAsia"/>
-        </w:rPr>
       </w:pPr>
       <w:r>
         <w:rPr>
@@ -13171,9 +12518,6 @@
     <w:p>
       <w:pPr>
         <w:ind w:firstLine="420"/>
-        <w:rPr>
-          <w:rFonts w:hint="eastAsia"/>
-        </w:rPr>
       </w:pPr>
       <w:r>
         <w:rPr>
@@ -13235,9 +12579,6 @@
     <w:p>
       <w:pPr>
         <w:ind w:firstLine="420"/>
-        <w:rPr>
-          <w:rFonts w:hint="eastAsia"/>
-        </w:rPr>
       </w:pPr>
       <w:r>
         <w:rPr>
@@ -13250,9 +12591,6 @@
     <w:p>
       <w:pPr>
         <w:ind w:firstLine="420"/>
-        <w:rPr>
-          <w:rFonts w:hint="eastAsia"/>
-        </w:rPr>
       </w:pPr>
       <w:proofErr w:type="spellStart"/>
       <w:r>
@@ -13366,9 +12704,6 @@
     <w:p>
       <w:pPr>
         <w:ind w:firstLine="420"/>
-        <w:rPr>
-          <w:rFonts w:hint="eastAsia"/>
-        </w:rPr>
       </w:pPr>
       <w:r>
         <w:rPr>
@@ -13415,9 +12750,6 @@
     <w:p>
       <w:pPr>
         <w:pStyle w:val="3"/>
-        <w:rPr>
-          <w:rFonts w:hint="eastAsia"/>
-        </w:rPr>
       </w:pPr>
       <w:r>
         <w:rPr>
@@ -13460,7 +12792,6 @@
       <w:pPr>
         <w:ind w:firstLine="420"/>
         <w:rPr>
-          <w:rFonts w:hint="eastAsia"/>
           <w:b/>
           <w:bCs/>
         </w:rPr>
@@ -13479,178 +12810,952 @@
           <w:b/>
           <w:bCs/>
         </w:rPr>
-        <w:t>问题</w:t>
-      </w:r>
-      <w:r>
-        <w:rPr>
-          <w:rFonts w:hint="eastAsia"/>
+        <w:t>问题：</w:t>
+      </w:r>
+    </w:p>
+    <w:p>
+      <w:pPr>
+        <w:ind w:firstLine="420"/>
+      </w:pPr>
+      <w:proofErr w:type="spellStart"/>
+      <w:r>
+        <w:t>numastat</w:t>
+      </w:r>
+      <w:proofErr w:type="spellEnd"/>
+    </w:p>
+    <w:p>
+      <w:pPr>
+        <w:ind w:firstLine="420"/>
+      </w:pPr>
+      <w:r>
+        <w:rPr>
+          <w:rFonts w:hint="eastAsia"/>
+        </w:rPr>
+        <w:t>某个节点内存打满，另一个空闲</w:t>
+      </w:r>
+      <w:r>
+        <w:rPr>
+          <w:rFonts w:hint="eastAsia"/>
+        </w:rPr>
+        <w:t xml:space="preserve"> </w:t>
+      </w:r>
+      <w:r>
+        <w:rPr>
+          <w:rFonts w:hint="eastAsia"/>
+        </w:rPr>
+        <w:t>→</w:t>
+      </w:r>
+      <w:r>
+        <w:rPr>
+          <w:rFonts w:hint="eastAsia"/>
+        </w:rPr>
+        <w:t xml:space="preserve"> </w:t>
+      </w:r>
+      <w:proofErr w:type="gramStart"/>
+      <w:r>
+        <w:rPr>
+          <w:rFonts w:hint="eastAsia"/>
+        </w:rPr>
+        <w:t>绑核</w:t>
+      </w:r>
+      <w:proofErr w:type="gramEnd"/>
+      <w:r>
+        <w:rPr>
+          <w:rFonts w:hint="eastAsia"/>
+        </w:rPr>
+        <w:t>/</w:t>
+      </w:r>
+      <w:r>
+        <w:rPr>
+          <w:rFonts w:hint="eastAsia"/>
+        </w:rPr>
+        <w:t>绑节点优化</w:t>
+      </w:r>
+    </w:p>
+    <w:p>
+      <w:pPr>
+        <w:ind w:firstLine="420"/>
+        <w:rPr>
           <w:b/>
           <w:bCs/>
         </w:rPr>
-        <w:t>：</w:t>
-      </w:r>
-    </w:p>
-    <w:p>
-      <w:pPr>
-        <w:ind w:firstLine="420"/>
-      </w:pPr>
-      <w:proofErr w:type="spellStart"/>
-      <w:r>
-        <w:t>numastat</w:t>
-      </w:r>
-      <w:proofErr w:type="spellEnd"/>
-    </w:p>
-    <w:p>
-      <w:pPr>
-        <w:ind w:firstLine="420"/>
-        <w:rPr>
-          <w:rFonts w:hint="eastAsia"/>
-        </w:rPr>
-      </w:pPr>
-      <w:r>
-        <w:rPr>
-          <w:rFonts w:hint="eastAsia"/>
-        </w:rPr>
-        <w:t>某个节点内存打满，另一个空闲</w:t>
-      </w:r>
-      <w:r>
-        <w:rPr>
-          <w:rFonts w:hint="eastAsia"/>
-        </w:rPr>
-        <w:t xml:space="preserve"> </w:t>
-      </w:r>
-      <w:r>
-        <w:rPr>
-          <w:rFonts w:hint="eastAsia"/>
-        </w:rPr>
-        <w:t>→</w:t>
-      </w:r>
-      <w:r>
-        <w:rPr>
-          <w:rFonts w:hint="eastAsia"/>
-        </w:rPr>
-        <w:t xml:space="preserve"> </w:t>
-      </w:r>
-      <w:proofErr w:type="gramStart"/>
-      <w:r>
-        <w:rPr>
-          <w:rFonts w:hint="eastAsia"/>
-        </w:rPr>
-        <w:t>绑核</w:t>
-      </w:r>
-      <w:proofErr w:type="gramEnd"/>
-      <w:r>
-        <w:rPr>
-          <w:rFonts w:hint="eastAsia"/>
-        </w:rPr>
-        <w:t>/</w:t>
-      </w:r>
-      <w:r>
-        <w:rPr>
-          <w:rFonts w:hint="eastAsia"/>
-        </w:rPr>
-        <w:t>绑节点优化</w:t>
-      </w:r>
-    </w:p>
-    <w:p>
-      <w:pPr>
-        <w:ind w:firstLine="420"/>
+      </w:pPr>
+      <w:r>
         <w:rPr>
           <w:rFonts w:hint="eastAsia"/>
           <w:b/>
           <w:bCs/>
         </w:rPr>
-      </w:pPr>
-      <w:r>
-        <w:rPr>
-          <w:rFonts w:hint="eastAsia"/>
+        <w:t>内存碎片：</w:t>
+      </w:r>
+    </w:p>
+    <w:p>
+      <w:pPr>
+        <w:ind w:firstLine="420"/>
+      </w:pPr>
+      <w:r>
+        <w:t>cat /proc/</w:t>
+      </w:r>
+      <w:proofErr w:type="spellStart"/>
+      <w:r>
+        <w:t>buddyinfo</w:t>
+      </w:r>
+      <w:proofErr w:type="spellEnd"/>
+    </w:p>
+    <w:p>
+      <w:pPr>
+        <w:ind w:firstLine="420"/>
+      </w:pPr>
+      <w:r>
+        <w:rPr>
+          <w:rFonts w:hint="eastAsia"/>
+        </w:rPr>
+        <w:t>大量</w:t>
+      </w:r>
+      <w:proofErr w:type="gramStart"/>
+      <w:r>
+        <w:rPr>
+          <w:rFonts w:hint="eastAsia"/>
+        </w:rPr>
+        <w:t>低阶页空闲</w:t>
+      </w:r>
+      <w:proofErr w:type="gramEnd"/>
+      <w:r>
+        <w:rPr>
+          <w:rFonts w:hint="eastAsia"/>
+        </w:rPr>
+        <w:t>少</w:t>
+      </w:r>
+      <w:r>
+        <w:rPr>
+          <w:rFonts w:hint="eastAsia"/>
+        </w:rPr>
+        <w:t xml:space="preserve"> </w:t>
+      </w:r>
+      <w:r>
+        <w:rPr>
+          <w:rFonts w:hint="eastAsia"/>
+        </w:rPr>
+        <w:t>→</w:t>
+      </w:r>
+      <w:r>
+        <w:rPr>
+          <w:rFonts w:hint="eastAsia"/>
+        </w:rPr>
+        <w:t xml:space="preserve"> </w:t>
+      </w:r>
+      <w:r>
+        <w:rPr>
+          <w:rFonts w:hint="eastAsia"/>
+        </w:rPr>
+        <w:t>内存碎片，影响性能</w:t>
+      </w:r>
+    </w:p>
+    <w:p>
+      <w:pPr>
+        <w:ind w:firstLine="420"/>
+        <w:rPr>
           <w:b/>
           <w:bCs/>
         </w:rPr>
-        <w:t>内存碎片</w:t>
-      </w:r>
+      </w:pPr>
       <w:r>
         <w:rPr>
           <w:rFonts w:hint="eastAsia"/>
           <w:b/>
           <w:bCs/>
         </w:rPr>
-        <w:t>：</w:t>
-      </w:r>
-    </w:p>
-    <w:p>
-      <w:pPr>
-        <w:ind w:firstLine="420"/>
-      </w:pPr>
-      <w:r>
-        <w:t>cat /proc/</w:t>
-      </w:r>
-      <w:proofErr w:type="spellStart"/>
-      <w:r>
-        <w:t>buddyinfo</w:t>
-      </w:r>
-      <w:proofErr w:type="spellEnd"/>
-    </w:p>
-    <w:p>
-      <w:pPr>
-        <w:ind w:firstLine="420"/>
-        <w:rPr>
-          <w:rFonts w:hint="eastAsia"/>
-        </w:rPr>
-      </w:pPr>
-      <w:r>
-        <w:rPr>
-          <w:rFonts w:hint="eastAsia"/>
-        </w:rPr>
-        <w:t>大量</w:t>
-      </w:r>
-      <w:proofErr w:type="gramStart"/>
-      <w:r>
-        <w:rPr>
-          <w:rFonts w:hint="eastAsia"/>
-        </w:rPr>
-        <w:t>低阶页空闲</w:t>
-      </w:r>
-      <w:proofErr w:type="gramEnd"/>
-      <w:r>
-        <w:rPr>
-          <w:rFonts w:hint="eastAsia"/>
-        </w:rPr>
-        <w:t>少</w:t>
-      </w:r>
-      <w:r>
-        <w:rPr>
-          <w:rFonts w:hint="eastAsia"/>
-        </w:rPr>
-        <w:t xml:space="preserve"> </w:t>
-      </w:r>
-      <w:r>
-        <w:rPr>
-          <w:rFonts w:hint="eastAsia"/>
-        </w:rPr>
-        <w:t>→</w:t>
-      </w:r>
-      <w:r>
-        <w:rPr>
-          <w:rFonts w:hint="eastAsia"/>
-        </w:rPr>
-        <w:t xml:space="preserve"> </w:t>
-      </w:r>
-      <w:r>
-        <w:rPr>
-          <w:rFonts w:hint="eastAsia"/>
-        </w:rPr>
-        <w:t>内存碎片，影响性能</w:t>
-      </w:r>
-    </w:p>
-    <w:p>
-      <w:pPr>
-        <w:ind w:firstLine="420"/>
+        <w:t xml:space="preserve">Swap </w:t>
+      </w:r>
+      <w:r>
         <w:rPr>
           <w:rFonts w:hint="eastAsia"/>
           <w:b/>
           <w:bCs/>
         </w:rPr>
+        <w:t>问题：</w:t>
+      </w:r>
+    </w:p>
+    <w:p>
+      <w:pPr>
+        <w:ind w:firstLine="420"/>
+      </w:pPr>
+      <w:proofErr w:type="spellStart"/>
+      <w:r>
+        <w:t>sysctl</w:t>
+      </w:r>
+      <w:proofErr w:type="spellEnd"/>
+      <w:r>
+        <w:t xml:space="preserve"> </w:t>
+      </w:r>
+      <w:proofErr w:type="spellStart"/>
+      <w:proofErr w:type="gramStart"/>
+      <w:r>
+        <w:t>vm.swappiness</w:t>
+      </w:r>
+      <w:proofErr w:type="spellEnd"/>
+      <w:proofErr w:type="gramEnd"/>
+    </w:p>
+    <w:p>
+      <w:pPr>
+        <w:ind w:firstLine="420"/>
+      </w:pPr>
+      <w:proofErr w:type="spellStart"/>
+      <w:r>
+        <w:rPr>
+          <w:rFonts w:hint="eastAsia"/>
+        </w:rPr>
+        <w:t>swappiness</w:t>
+      </w:r>
+      <w:proofErr w:type="spellEnd"/>
+      <w:r>
+        <w:rPr>
+          <w:rFonts w:hint="eastAsia"/>
+        </w:rPr>
+        <w:t xml:space="preserve"> </w:t>
+      </w:r>
+      <w:r>
+        <w:rPr>
+          <w:rFonts w:hint="eastAsia"/>
+        </w:rPr>
+        <w:t>过高会导致业务卡顿。</w:t>
+      </w:r>
+    </w:p>
+    <w:p>
+      <w:pPr>
+        <w:pStyle w:val="3"/>
+      </w:pPr>
+      <w:r>
+        <w:rPr>
+          <w:rFonts w:hint="eastAsia"/>
+        </w:rPr>
+        <w:t>总结</w:t>
+      </w:r>
+    </w:p>
+    <w:p>
+      <w:pPr>
+        <w:ind w:firstLine="420"/>
+      </w:pPr>
+      <w:r>
+        <w:rPr>
+          <w:rFonts w:hint="eastAsia"/>
+        </w:rPr>
+        <w:t>几类典型内存问题的“最短排查路径”</w:t>
+      </w:r>
+    </w:p>
+    <w:p>
+      <w:pPr>
+        <w:ind w:firstLine="420"/>
+      </w:pPr>
+      <w:r>
+        <w:rPr>
+          <w:rFonts w:hint="eastAsia"/>
+        </w:rPr>
+        <w:t>1</w:t>
+      </w:r>
+      <w:r>
+        <w:rPr>
+          <w:rFonts w:hint="eastAsia"/>
+        </w:rPr>
+        <w:t>、内存泄漏（</w:t>
+      </w:r>
+      <w:r>
+        <w:rPr>
+          <w:rFonts w:hint="eastAsia"/>
+        </w:rPr>
+        <w:t xml:space="preserve">RES </w:t>
+      </w:r>
+      <w:r>
+        <w:rPr>
+          <w:rFonts w:hint="eastAsia"/>
+        </w:rPr>
+        <w:t>缓慢涨）</w:t>
+      </w:r>
+    </w:p>
+    <w:p>
+      <w:pPr>
+        <w:ind w:firstLine="420"/>
+      </w:pPr>
+      <w:r>
+        <w:rPr>
+          <w:rFonts w:hint="eastAsia"/>
+        </w:rPr>
+        <w:t xml:space="preserve">top </w:t>
+      </w:r>
+      <w:r>
+        <w:rPr>
+          <w:rFonts w:hint="eastAsia"/>
+        </w:rPr>
+        <w:t>→</w:t>
+      </w:r>
+      <w:r>
+        <w:rPr>
+          <w:rFonts w:hint="eastAsia"/>
+        </w:rPr>
+        <w:t xml:space="preserve"> free </w:t>
+      </w:r>
+      <w:r>
+        <w:rPr>
+          <w:rFonts w:hint="eastAsia"/>
+        </w:rPr>
+        <w:t>→</w:t>
+      </w:r>
+      <w:r>
+        <w:rPr>
+          <w:rFonts w:hint="eastAsia"/>
+        </w:rPr>
+        <w:t xml:space="preserve"> </w:t>
+      </w:r>
+      <w:proofErr w:type="spellStart"/>
+      <w:r>
+        <w:rPr>
+          <w:rFonts w:hint="eastAsia"/>
+        </w:rPr>
+        <w:t>pidstat</w:t>
+      </w:r>
+      <w:proofErr w:type="spellEnd"/>
+      <w:r>
+        <w:rPr>
+          <w:rFonts w:hint="eastAsia"/>
+        </w:rPr>
+        <w:t xml:space="preserve"> </w:t>
+      </w:r>
+      <w:r>
+        <w:rPr>
+          <w:rFonts w:hint="eastAsia"/>
+        </w:rPr>
+        <w:t>→</w:t>
+      </w:r>
+      <w:r>
+        <w:rPr>
+          <w:rFonts w:hint="eastAsia"/>
+        </w:rPr>
+        <w:t xml:space="preserve"> </w:t>
+      </w:r>
+      <w:proofErr w:type="spellStart"/>
+      <w:r>
+        <w:rPr>
+          <w:rFonts w:hint="eastAsia"/>
+        </w:rPr>
+        <w:t>pmap</w:t>
+      </w:r>
+      <w:proofErr w:type="spellEnd"/>
+      <w:r>
+        <w:rPr>
+          <w:rFonts w:hint="eastAsia"/>
+        </w:rPr>
+        <w:t>/</w:t>
+      </w:r>
+      <w:proofErr w:type="spellStart"/>
+      <w:r>
+        <w:rPr>
+          <w:rFonts w:hint="eastAsia"/>
+        </w:rPr>
+        <w:t>smaps</w:t>
+      </w:r>
+      <w:proofErr w:type="spellEnd"/>
+      <w:r>
+        <w:rPr>
+          <w:rFonts w:hint="eastAsia"/>
+        </w:rPr>
+        <w:t xml:space="preserve"> </w:t>
+      </w:r>
+      <w:r>
+        <w:rPr>
+          <w:rFonts w:hint="eastAsia"/>
+        </w:rPr>
+        <w:t>→</w:t>
+      </w:r>
+      <w:r>
+        <w:rPr>
+          <w:rFonts w:hint="eastAsia"/>
+        </w:rPr>
+        <w:t xml:space="preserve"> </w:t>
+      </w:r>
+      <w:proofErr w:type="spellStart"/>
+      <w:r>
+        <w:rPr>
+          <w:rFonts w:hint="eastAsia"/>
+        </w:rPr>
+        <w:t>valgrind</w:t>
+      </w:r>
+      <w:proofErr w:type="spellEnd"/>
+      <w:r>
+        <w:rPr>
+          <w:rFonts w:hint="eastAsia"/>
+        </w:rPr>
+        <w:t>/</w:t>
+      </w:r>
+      <w:proofErr w:type="spellStart"/>
+      <w:r>
+        <w:rPr>
+          <w:rFonts w:hint="eastAsia"/>
+        </w:rPr>
+        <w:t>pprof</w:t>
+      </w:r>
+      <w:proofErr w:type="spellEnd"/>
+      <w:r>
+        <w:rPr>
+          <w:rFonts w:hint="eastAsia"/>
+        </w:rPr>
+        <w:t xml:space="preserve"> </w:t>
+      </w:r>
+      <w:r>
+        <w:rPr>
+          <w:rFonts w:hint="eastAsia"/>
+        </w:rPr>
+        <w:t>→</w:t>
+      </w:r>
+      <w:r>
+        <w:rPr>
+          <w:rFonts w:hint="eastAsia"/>
+        </w:rPr>
+        <w:t xml:space="preserve"> </w:t>
+      </w:r>
+      <w:r>
+        <w:rPr>
+          <w:rFonts w:hint="eastAsia"/>
+        </w:rPr>
+        <w:t>代码修复</w:t>
+      </w:r>
+    </w:p>
+    <w:p>
+      <w:pPr>
+        <w:ind w:firstLine="420"/>
+      </w:pPr>
+      <w:r>
+        <w:rPr>
+          <w:rFonts w:hint="eastAsia"/>
+        </w:rPr>
+        <w:t>2</w:t>
+      </w:r>
+      <w:r>
+        <w:rPr>
+          <w:rFonts w:hint="eastAsia"/>
+        </w:rPr>
+        <w:t>、内存突然暴涨（几分钟打满）</w:t>
+      </w:r>
+    </w:p>
+    <w:p>
+      <w:pPr>
+        <w:ind w:firstLine="420"/>
+      </w:pPr>
+      <w:r>
+        <w:rPr>
+          <w:rFonts w:hint="eastAsia"/>
+        </w:rPr>
+        <w:t xml:space="preserve">top </w:t>
+      </w:r>
+      <w:r>
+        <w:rPr>
+          <w:rFonts w:hint="eastAsia"/>
+        </w:rPr>
+        <w:t>→</w:t>
+      </w:r>
+      <w:r>
+        <w:rPr>
+          <w:rFonts w:hint="eastAsia"/>
+        </w:rPr>
+        <w:t xml:space="preserve"> </w:t>
+      </w:r>
+      <w:r>
+        <w:rPr>
+          <w:rFonts w:hint="eastAsia"/>
+        </w:rPr>
+        <w:t>看</w:t>
+      </w:r>
+      <w:r>
+        <w:rPr>
+          <w:rFonts w:hint="eastAsia"/>
+        </w:rPr>
+        <w:t xml:space="preserve"> Threads </w:t>
+      </w:r>
+      <w:r>
+        <w:rPr>
+          <w:rFonts w:hint="eastAsia"/>
+        </w:rPr>
+        <w:t>→</w:t>
+      </w:r>
+      <w:r>
+        <w:rPr>
+          <w:rFonts w:hint="eastAsia"/>
+        </w:rPr>
+        <w:t xml:space="preserve"> </w:t>
+      </w:r>
+      <w:r>
+        <w:rPr>
+          <w:rFonts w:hint="eastAsia"/>
+        </w:rPr>
+        <w:t>线程泄漏</w:t>
+      </w:r>
+    </w:p>
+    <w:p>
+      <w:pPr>
+        <w:ind w:firstLine="420"/>
+      </w:pPr>
+      <w:r>
+        <w:rPr>
+          <w:rFonts w:hint="eastAsia"/>
+        </w:rPr>
+        <w:t>或</w:t>
+      </w:r>
+    </w:p>
+    <w:p>
+      <w:pPr>
+        <w:ind w:firstLine="420"/>
+      </w:pPr>
+      <w:proofErr w:type="spellStart"/>
+      <w:r>
+        <w:rPr>
+          <w:rFonts w:hint="eastAsia"/>
+        </w:rPr>
+        <w:t>smaps</w:t>
+      </w:r>
+      <w:proofErr w:type="spellEnd"/>
+      <w:r>
+        <w:rPr>
+          <w:rFonts w:hint="eastAsia"/>
+        </w:rPr>
+        <w:t xml:space="preserve"> </w:t>
+      </w:r>
+      <w:r>
+        <w:rPr>
+          <w:rFonts w:hint="eastAsia"/>
+        </w:rPr>
+        <w:t>→</w:t>
+      </w:r>
+      <w:r>
+        <w:rPr>
+          <w:rFonts w:hint="eastAsia"/>
+        </w:rPr>
+        <w:t xml:space="preserve"> </w:t>
+      </w:r>
+      <w:r>
+        <w:rPr>
+          <w:rFonts w:hint="eastAsia"/>
+        </w:rPr>
+        <w:t>堆暴涨</w:t>
+      </w:r>
+      <w:r>
+        <w:rPr>
+          <w:rFonts w:hint="eastAsia"/>
+        </w:rPr>
+        <w:t xml:space="preserve"> </w:t>
+      </w:r>
+      <w:r>
+        <w:rPr>
+          <w:rFonts w:hint="eastAsia"/>
+        </w:rPr>
+        <w:t>→</w:t>
+      </w:r>
+      <w:r>
+        <w:rPr>
+          <w:rFonts w:hint="eastAsia"/>
+        </w:rPr>
+        <w:t xml:space="preserve"> </w:t>
+      </w:r>
+      <w:proofErr w:type="gramStart"/>
+      <w:r>
+        <w:rPr>
+          <w:rFonts w:hint="eastAsia"/>
+        </w:rPr>
+        <w:t>大对象</w:t>
+      </w:r>
+      <w:proofErr w:type="gramEnd"/>
+      <w:r>
+        <w:rPr>
+          <w:rFonts w:hint="eastAsia"/>
+        </w:rPr>
+        <w:t>/</w:t>
+      </w:r>
+      <w:r>
+        <w:rPr>
+          <w:rFonts w:hint="eastAsia"/>
+        </w:rPr>
+        <w:t>缓存未回收</w:t>
+      </w:r>
+    </w:p>
+    <w:p>
+      <w:pPr>
+        <w:ind w:firstLine="420"/>
+      </w:pPr>
+      <w:r>
+        <w:rPr>
+          <w:rFonts w:hint="eastAsia"/>
+        </w:rPr>
+        <w:lastRenderedPageBreak/>
+        <w:t>3</w:t>
+      </w:r>
+      <w:r>
+        <w:rPr>
+          <w:rFonts w:hint="eastAsia"/>
+        </w:rPr>
+        <w:t>、系统内存满，</w:t>
+      </w:r>
+      <w:proofErr w:type="gramStart"/>
+      <w:r>
+        <w:rPr>
+          <w:rFonts w:hint="eastAsia"/>
+        </w:rPr>
+        <w:t>但进程</w:t>
+      </w:r>
+      <w:proofErr w:type="gramEnd"/>
+      <w:r>
+        <w:rPr>
+          <w:rFonts w:hint="eastAsia"/>
+        </w:rPr>
+        <w:t>内存都不大</w:t>
+      </w:r>
+    </w:p>
+    <w:p>
+      <w:pPr>
+        <w:ind w:firstLine="420"/>
+      </w:pPr>
+      <w:r>
+        <w:rPr>
+          <w:rFonts w:hint="eastAsia"/>
+        </w:rPr>
+        <w:t>cat /proc/</w:t>
+      </w:r>
+      <w:proofErr w:type="spellStart"/>
+      <w:r>
+        <w:rPr>
+          <w:rFonts w:hint="eastAsia"/>
+        </w:rPr>
+        <w:t>meminfo</w:t>
+      </w:r>
+      <w:proofErr w:type="spellEnd"/>
+      <w:r>
+        <w:rPr>
+          <w:rFonts w:hint="eastAsia"/>
+        </w:rPr>
+        <w:t xml:space="preserve"> </w:t>
+      </w:r>
+      <w:r>
+        <w:rPr>
+          <w:rFonts w:hint="eastAsia"/>
+        </w:rPr>
+        <w:t>→</w:t>
+      </w:r>
+      <w:r>
+        <w:rPr>
+          <w:rFonts w:hint="eastAsia"/>
+        </w:rPr>
+        <w:t xml:space="preserve"> Slab/Cache </w:t>
+      </w:r>
+      <w:r>
+        <w:rPr>
+          <w:rFonts w:hint="eastAsia"/>
+        </w:rPr>
+        <w:t>过大</w:t>
+      </w:r>
+    </w:p>
+    <w:p>
+      <w:pPr>
+        <w:ind w:firstLine="420"/>
+      </w:pPr>
+      <w:r>
+        <w:rPr>
+          <w:rFonts w:hint="eastAsia"/>
+        </w:rPr>
+        <w:t>- Cache</w:t>
+      </w:r>
+      <w:r>
+        <w:rPr>
+          <w:rFonts w:hint="eastAsia"/>
+        </w:rPr>
+        <w:t>：</w:t>
+      </w:r>
+      <w:proofErr w:type="spellStart"/>
+      <w:r>
+        <w:rPr>
+          <w:rFonts w:hint="eastAsia"/>
+        </w:rPr>
+        <w:t>drop_caches</w:t>
+      </w:r>
+      <w:proofErr w:type="spellEnd"/>
+      <w:r>
+        <w:rPr>
+          <w:rFonts w:hint="eastAsia"/>
+        </w:rPr>
+        <w:t xml:space="preserve"> </w:t>
+      </w:r>
+      <w:r>
+        <w:rPr>
+          <w:rFonts w:hint="eastAsia"/>
+        </w:rPr>
+        <w:t>即可</w:t>
+      </w:r>
+    </w:p>
+    <w:p>
+      <w:pPr>
+        <w:ind w:firstLine="420"/>
+      </w:pPr>
+      <w:r>
+        <w:rPr>
+          <w:rFonts w:hint="eastAsia"/>
+        </w:rPr>
+        <w:t>- Slab</w:t>
+      </w:r>
+      <w:r>
+        <w:rPr>
+          <w:rFonts w:hint="eastAsia"/>
+        </w:rPr>
+        <w:t>：内核问题或驱动泄漏</w:t>
+      </w:r>
+    </w:p>
+    <w:p>
+      <w:pPr>
+        <w:ind w:firstLine="420"/>
+      </w:pPr>
+      <w:r>
+        <w:rPr>
+          <w:rFonts w:hint="eastAsia"/>
+        </w:rPr>
+        <w:t>4</w:t>
+      </w:r>
+      <w:r>
+        <w:rPr>
+          <w:rFonts w:hint="eastAsia"/>
+        </w:rPr>
+        <w:t>、</w:t>
+      </w:r>
+      <w:r>
+        <w:rPr>
+          <w:rFonts w:hint="eastAsia"/>
+        </w:rPr>
+        <w:t xml:space="preserve">NUMA </w:t>
+      </w:r>
+      <w:r>
+        <w:rPr>
+          <w:rFonts w:hint="eastAsia"/>
+        </w:rPr>
+        <w:t>内存不均</w:t>
+      </w:r>
+    </w:p>
+    <w:p>
+      <w:pPr>
+        <w:ind w:firstLine="420"/>
+      </w:pPr>
+      <w:proofErr w:type="spellStart"/>
+      <w:r>
+        <w:rPr>
+          <w:rFonts w:hint="eastAsia"/>
+        </w:rPr>
+        <w:t>numastat</w:t>
+      </w:r>
+      <w:proofErr w:type="spellEnd"/>
+      <w:r>
+        <w:rPr>
+          <w:rFonts w:hint="eastAsia"/>
+        </w:rPr>
+        <w:t xml:space="preserve"> </w:t>
+      </w:r>
+      <w:r>
+        <w:rPr>
+          <w:rFonts w:hint="eastAsia"/>
+        </w:rPr>
+        <w:t>→</w:t>
+      </w:r>
+      <w:r>
+        <w:rPr>
+          <w:rFonts w:hint="eastAsia"/>
+        </w:rPr>
+        <w:t xml:space="preserve"> </w:t>
+      </w:r>
+      <w:proofErr w:type="gramStart"/>
+      <w:r>
+        <w:rPr>
+          <w:rFonts w:hint="eastAsia"/>
+        </w:rPr>
+        <w:t>绑核</w:t>
+      </w:r>
+      <w:proofErr w:type="gramEnd"/>
+      <w:r>
+        <w:rPr>
+          <w:rFonts w:hint="eastAsia"/>
+        </w:rPr>
+        <w:t>/</w:t>
+      </w:r>
+      <w:r>
+        <w:rPr>
+          <w:rFonts w:hint="eastAsia"/>
+        </w:rPr>
+        <w:t>绑节点</w:t>
+      </w:r>
+      <w:r>
+        <w:rPr>
+          <w:rFonts w:hint="eastAsia"/>
+        </w:rPr>
+        <w:t>/</w:t>
+      </w:r>
+      <w:r>
+        <w:rPr>
+          <w:rFonts w:hint="eastAsia"/>
+        </w:rPr>
+        <w:t>开启自动均衡</w:t>
+      </w:r>
+    </w:p>
+    <w:p>
+      <w:pPr>
+        <w:ind w:firstLine="420"/>
+      </w:pPr>
+      <w:r>
+        <w:rPr>
+          <w:rFonts w:hint="eastAsia"/>
+        </w:rPr>
+        <w:t>5</w:t>
+      </w:r>
+      <w:r>
+        <w:rPr>
+          <w:rFonts w:hint="eastAsia"/>
+        </w:rPr>
+        <w:t>、频繁</w:t>
+      </w:r>
+      <w:r>
+        <w:rPr>
+          <w:rFonts w:hint="eastAsia"/>
+        </w:rPr>
+        <w:t>OOM</w:t>
+      </w:r>
+    </w:p>
+    <w:p>
+      <w:pPr>
+        <w:ind w:firstLine="420"/>
+        <w:rPr>
+          <w:color w:val="FF0000"/>
+        </w:rPr>
+      </w:pPr>
+      <w:proofErr w:type="spellStart"/>
+      <w:r>
+        <w:rPr>
+          <w:rFonts w:hint="eastAsia"/>
+          <w:color w:val="FF0000"/>
+        </w:rPr>
+        <w:t>dmesg</w:t>
+      </w:r>
+      <w:proofErr w:type="spellEnd"/>
+      <w:r>
+        <w:rPr>
+          <w:rFonts w:hint="eastAsia"/>
+          <w:color w:val="FF0000"/>
+        </w:rPr>
+        <w:t xml:space="preserve"> </w:t>
+      </w:r>
+      <w:r>
+        <w:rPr>
+          <w:rFonts w:hint="eastAsia"/>
+          <w:color w:val="FF0000"/>
+        </w:rPr>
+        <w:t>→</w:t>
+      </w:r>
+      <w:r>
+        <w:rPr>
+          <w:rFonts w:hint="eastAsia"/>
+          <w:color w:val="FF0000"/>
+        </w:rPr>
+        <w:t xml:space="preserve"> </w:t>
+      </w:r>
+      <w:r>
+        <w:rPr>
+          <w:rFonts w:hint="eastAsia"/>
+          <w:color w:val="FF0000"/>
+        </w:rPr>
+        <w:t>看谁被杀死</w:t>
+      </w:r>
+    </w:p>
+    <w:p>
+      <w:pPr>
+        <w:ind w:firstLine="420"/>
+      </w:pPr>
+      <w:r>
+        <w:rPr>
+          <w:rFonts w:hint="eastAsia"/>
+        </w:rPr>
+        <w:t>→</w:t>
+      </w:r>
+      <w:r>
+        <w:rPr>
+          <w:rFonts w:hint="eastAsia"/>
+        </w:rPr>
+        <w:t xml:space="preserve"> </w:t>
+      </w:r>
+      <w:r>
+        <w:rPr>
+          <w:rFonts w:hint="eastAsia"/>
+        </w:rPr>
+        <w:t>再按泄漏流程定位</w:t>
+      </w:r>
+    </w:p>
+    <w:p>
+      <w:pPr>
+        <w:pStyle w:val="2"/>
+        <w:rPr>
+          <w:szCs w:val="24"/>
+        </w:rPr>
+      </w:pPr>
+      <w:r>
+        <w:rPr>
+          <w:rFonts w:hint="eastAsia"/>
+          <w:szCs w:val="24"/>
+        </w:rPr>
+        <w:t>内存泄漏</w:t>
+      </w:r>
+    </w:p>
+    <w:p>
+      <w:pPr>
+        <w:ind w:firstLine="420"/>
+      </w:pPr>
+      <w:r>
+        <w:rPr>
+          <w:rFonts w:hint="eastAsia"/>
+        </w:rPr>
+        <w:t>参考：</w:t>
+      </w:r>
+      <w:r>
+        <w:rPr>
+          <w:rFonts w:hint="eastAsia"/>
+        </w:rPr>
+        <w:fldChar w:fldCharType="begin"/>
+      </w:r>
+      <w:r>
+        <w:rPr>
+          <w:rFonts w:hint="eastAsia"/>
+        </w:rPr>
+        <w:instrText xml:space="preserve"> HYPERLINK "https://blog.csdn.net/liuenyi2007/article/details/15808817" </w:instrText>
+      </w:r>
+      <w:r>
+        <w:rPr>
+          <w:rFonts w:hint="eastAsia"/>
+        </w:rPr>
+      </w:r>
+      <w:r>
+        <w:rPr>
+          <w:rFonts w:hint="eastAsia"/>
+        </w:rPr>
+        <w:fldChar w:fldCharType="separate"/>
+      </w:r>
+      <w:r>
+        <w:rPr>
+          <w:rFonts w:hint="eastAsia"/>
+        </w:rPr>
+        <w:t>https://blog.csdn.net/liuenyi2007/article/details/15808817</w:t>
+      </w:r>
+      <w:r>
+        <w:rPr>
+          <w:rFonts w:hint="eastAsia"/>
+        </w:rPr>
+        <w:fldChar w:fldCharType="end"/>
+      </w:r>
+    </w:p>
+    <w:p>
+      <w:pPr>
+        <w:ind w:firstLine="420"/>
+      </w:pPr>
+    </w:p>
+    <w:p>
+      <w:pPr>
+        <w:ind w:firstLine="420"/>
       </w:pPr>
       <w:r>
         <w:rPr>
@@ -13658,7 +13763,7 @@
           <w:b/>
           <w:bCs/>
         </w:rPr>
-        <w:t xml:space="preserve">Swap </w:t>
+        <w:t>如何检测内存泄露？</w:t>
       </w:r>
       <w:r>
         <w:rPr>
@@ -13666,7 +13771,7 @@
           <w:b/>
           <w:bCs/>
         </w:rPr>
-        <w:t>问题</w:t>
+        <w:br/>
       </w:r>
       <w:r>
         <w:rPr>
@@ -13674,55 +13779,278 @@
           <w:b/>
           <w:bCs/>
         </w:rPr>
-        <w:t>：</w:t>
-      </w:r>
-    </w:p>
-    <w:p>
-      <w:pPr>
-        <w:ind w:firstLine="420"/>
-      </w:pPr>
-      <w:proofErr w:type="spellStart"/>
-      <w:r>
-        <w:t>sysctl</w:t>
-      </w:r>
-      <w:proofErr w:type="spellEnd"/>
-      <w:r>
-        <w:t xml:space="preserve"> </w:t>
-      </w:r>
-      <w:proofErr w:type="spellStart"/>
+        <w:tab/>
+      </w:r>
+      <w:r>
+        <w:rPr>
+          <w:rFonts w:hint="eastAsia"/>
+        </w:rPr>
+        <w:t>观察内存泄露是一个两步骤的过程。</w:t>
+      </w:r>
+    </w:p>
+    <w:p>
+      <w:pPr>
+        <w:ind w:firstLine="420"/>
+      </w:pPr>
+      <w:r>
+        <w:rPr>
+          <w:rFonts w:hint="eastAsia"/>
+        </w:rPr>
+        <w:t>首先，使用</w:t>
+      </w:r>
+      <w:r>
+        <w:rPr>
+          <w:rFonts w:hint="eastAsia"/>
+        </w:rPr>
+        <w:t>swap</w:t>
+      </w:r>
+      <w:r>
+        <w:rPr>
+          <w:rFonts w:hint="eastAsia"/>
+        </w:rPr>
+        <w:t>命令观察还有多少可用的交换空间：</w:t>
+      </w:r>
+    </w:p>
+    <w:p>
+      <w:pPr>
+        <w:ind w:firstLine="420"/>
+      </w:pPr>
+      <w:r>
+        <w:rPr>
+          <w:rFonts w:hint="eastAsia"/>
+          <w:color w:val="FF0000"/>
+        </w:rPr>
+        <w:t>/</w:t>
+      </w:r>
+      <w:proofErr w:type="spellStart"/>
+      <w:r>
+        <w:rPr>
+          <w:rFonts w:hint="eastAsia"/>
+          <w:color w:val="FF0000"/>
+        </w:rPr>
+        <w:t>usr</w:t>
+      </w:r>
+      <w:proofErr w:type="spellEnd"/>
+      <w:r>
+        <w:rPr>
+          <w:rFonts w:hint="eastAsia"/>
+          <w:color w:val="FF0000"/>
+        </w:rPr>
+        <w:t>/</w:t>
+      </w:r>
+      <w:proofErr w:type="spellStart"/>
+      <w:r>
+        <w:rPr>
+          <w:rFonts w:hint="eastAsia"/>
+          <w:color w:val="FF0000"/>
+        </w:rPr>
+        <w:t>sbin</w:t>
+      </w:r>
+      <w:proofErr w:type="spellEnd"/>
+      <w:r>
+        <w:rPr>
+          <w:rFonts w:hint="eastAsia"/>
+          <w:color w:val="FF0000"/>
+        </w:rPr>
+        <w:t>/swap -s</w:t>
+      </w:r>
+      <w:r>
+        <w:rPr>
+          <w:rFonts w:hint="eastAsia"/>
+        </w:rPr>
+        <w:br/>
+        <w:t>total:17228K bytes allocated + 5396K reserved=22626K used</w:t>
+      </w:r>
+      <w:r>
+        <w:rPr>
+          <w:rFonts w:hint="eastAsia"/>
+        </w:rPr>
+        <w:t>，</w:t>
+      </w:r>
+      <w:r>
+        <w:rPr>
+          <w:rFonts w:hint="eastAsia"/>
+        </w:rPr>
+        <w:t>29548K available.</w:t>
+      </w:r>
+    </w:p>
+    <w:p>
+      <w:pPr>
+        <w:ind w:firstLine="420"/>
+      </w:pPr>
+      <w:r>
+        <w:rPr>
+          <w:rFonts w:hint="eastAsia"/>
+          <w:color w:val="FF0000"/>
+        </w:rPr>
+        <w:t>在一两分钟内键入该命令三到四次，看看可用的交换区是否在减少。还可以使用其他一些</w:t>
+      </w:r>
+      <w:r>
+        <w:rPr>
+          <w:rFonts w:hint="eastAsia"/>
+          <w:color w:val="FF0000"/>
+        </w:rPr>
+        <w:t>/</w:t>
+      </w:r>
+      <w:proofErr w:type="spellStart"/>
+      <w:r>
+        <w:rPr>
+          <w:rFonts w:hint="eastAsia"/>
+          <w:color w:val="FF0000"/>
+        </w:rPr>
+        <w:t>usr</w:t>
+      </w:r>
+      <w:proofErr w:type="spellEnd"/>
+      <w:r>
+        <w:rPr>
+          <w:rFonts w:hint="eastAsia"/>
+          <w:color w:val="FF0000"/>
+        </w:rPr>
+        <w:t>/bin/*stat</w:t>
+      </w:r>
+      <w:r>
+        <w:rPr>
+          <w:rFonts w:hint="eastAsia"/>
+          <w:color w:val="FF0000"/>
+        </w:rPr>
+        <w:t>工具如</w:t>
+      </w:r>
+      <w:r>
+        <w:rPr>
+          <w:rFonts w:hint="eastAsia"/>
+          <w:color w:val="FF0000"/>
+        </w:rPr>
+        <w:t>netstat</w:t>
+      </w:r>
+      <w:r>
+        <w:rPr>
+          <w:rFonts w:hint="eastAsia"/>
+          <w:color w:val="FF0000"/>
+        </w:rPr>
+        <w:t>、</w:t>
+      </w:r>
+      <w:proofErr w:type="spellStart"/>
+      <w:r>
+        <w:rPr>
+          <w:rFonts w:hint="eastAsia"/>
+          <w:color w:val="FF0000"/>
+        </w:rPr>
+        <w:t>vmstat</w:t>
+      </w:r>
+      <w:proofErr w:type="spellEnd"/>
+      <w:r>
+        <w:rPr>
+          <w:rFonts w:hint="eastAsia"/>
+          <w:color w:val="FF0000"/>
+        </w:rPr>
+        <w:t>等。如发现波段有内存被分配且从不释放，一个可能的解释就是有</w:t>
+      </w:r>
       <w:proofErr w:type="gramStart"/>
       <w:r>
-        <w:t>vm.swappiness</w:t>
-      </w:r>
-      <w:proofErr w:type="spellEnd"/>
+        <w:rPr>
+          <w:rFonts w:hint="eastAsia"/>
+          <w:color w:val="FF0000"/>
+        </w:rPr>
+        <w:t>个进程</w:t>
+      </w:r>
       <w:proofErr w:type="gramEnd"/>
-    </w:p>
-    <w:p>
-      <w:pPr>
-        <w:ind w:firstLine="420"/>
-        <w:rPr>
-          <w:rFonts w:hint="eastAsia"/>
-        </w:rPr>
-      </w:pPr>
-      <w:proofErr w:type="spellStart"/>
-      <w:r>
-        <w:rPr>
-          <w:rFonts w:hint="eastAsia"/>
-        </w:rPr>
-        <w:t>swappiness</w:t>
-      </w:r>
-      <w:proofErr w:type="spellEnd"/>
-      <w:r>
-        <w:rPr>
-          <w:rFonts w:hint="eastAsia"/>
-        </w:rPr>
-        <w:t xml:space="preserve"> </w:t>
-      </w:r>
-      <w:r>
-        <w:rPr>
-          <w:rFonts w:hint="eastAsia"/>
-        </w:rPr>
-        <w:t>过高会导致业务卡顿。</w:t>
+      <w:r>
+        <w:rPr>
+          <w:rFonts w:hint="eastAsia"/>
+          <w:color w:val="FF0000"/>
+        </w:rPr>
+        <w:t>出现了内存泄露</w:t>
+      </w:r>
+      <w:r>
+        <w:rPr>
+          <w:rFonts w:hint="eastAsia"/>
+        </w:rPr>
+        <w:t>。</w:t>
+      </w:r>
+    </w:p>
+    <w:p>
+      <w:pPr>
+        <w:ind w:firstLine="420"/>
+      </w:pPr>
+      <w:r>
+        <w:rPr>
+          <w:rFonts w:hint="eastAsia"/>
+        </w:rPr>
+        <w:t>建立一个</w:t>
+      </w:r>
+      <w:r>
+        <w:rPr>
+          <w:rFonts w:hint="eastAsia"/>
+        </w:rPr>
+        <w:t>malloc</w:t>
+      </w:r>
+      <w:r>
+        <w:rPr>
+          <w:rFonts w:hint="eastAsia"/>
+        </w:rPr>
+        <w:t>和</w:t>
+      </w:r>
+      <w:r>
+        <w:rPr>
+          <w:rFonts w:hint="eastAsia"/>
+        </w:rPr>
+        <w:t>free</w:t>
+      </w:r>
+      <w:r>
+        <w:rPr>
+          <w:rFonts w:hint="eastAsia"/>
+        </w:rPr>
+        <w:t>的队列，用一个</w:t>
+      </w:r>
+      <w:r>
+        <w:rPr>
+          <w:rFonts w:hint="eastAsia"/>
+        </w:rPr>
+        <w:t>malloc</w:t>
+      </w:r>
+      <w:r>
+        <w:rPr>
+          <w:rFonts w:hint="eastAsia"/>
+        </w:rPr>
+        <w:t>就加入队列（加</w:t>
+      </w:r>
+      <w:proofErr w:type="gramStart"/>
+      <w:r>
+        <w:rPr>
+          <w:rFonts w:hint="eastAsia"/>
+        </w:rPr>
+        <w:t>入行号</w:t>
+      </w:r>
+      <w:proofErr w:type="gramEnd"/>
+      <w:r>
+        <w:rPr>
+          <w:rFonts w:hint="eastAsia"/>
+        </w:rPr>
+        <w:t>和函数名），用一个</w:t>
+      </w:r>
+      <w:r>
+        <w:rPr>
+          <w:rFonts w:hint="eastAsia"/>
+        </w:rPr>
+        <w:t>free</w:t>
+      </w:r>
+      <w:r>
+        <w:rPr>
+          <w:rFonts w:hint="eastAsia"/>
+        </w:rPr>
+        <w:t>就放出一个</w:t>
+      </w:r>
+      <w:r>
+        <w:rPr>
+          <w:rFonts w:hint="eastAsia"/>
+        </w:rPr>
+        <w:t>malloc</w:t>
+      </w:r>
+      <w:r>
+        <w:rPr>
+          <w:rFonts w:hint="eastAsia"/>
+        </w:rPr>
+        <w:t>，最后这个队列如果不是空，就说明内存有泄露，反之亦然。</w:t>
       </w:r>
     </w:p>
     <w:p>
@@ -13733,1182 +14061,60 @@
         <w:rPr>
           <w:rFonts w:hint="eastAsia"/>
         </w:rPr>
-        <w:t>总结</w:t>
-      </w:r>
-    </w:p>
-    <w:p>
-      <w:pPr>
-        <w:ind w:firstLine="420"/>
-        <w:rPr>
-          <w:rFonts w:hint="eastAsia"/>
-        </w:rPr>
-      </w:pPr>
-      <w:r>
-        <w:rPr>
-          <w:rFonts w:hint="eastAsia"/>
-        </w:rPr>
-        <w:t>几类典型内存问题的“最短排查路径”</w:t>
-      </w:r>
-    </w:p>
-    <w:p>
-      <w:pPr>
-        <w:ind w:firstLine="420"/>
-        <w:rPr>
-          <w:rFonts w:hint="eastAsia"/>
-        </w:rPr>
-      </w:pPr>
-      <w:r>
-        <w:rPr>
-          <w:rFonts w:hint="eastAsia"/>
-        </w:rPr>
-        <w:t>1</w:t>
-      </w:r>
-      <w:r>
-        <w:rPr>
-          <w:rFonts w:hint="eastAsia"/>
-        </w:rPr>
-        <w:t>、</w:t>
-      </w:r>
-      <w:r>
-        <w:rPr>
-          <w:rFonts w:hint="eastAsia"/>
-        </w:rPr>
-        <w:t>内存泄漏（</w:t>
-      </w:r>
-      <w:r>
-        <w:rPr>
-          <w:rFonts w:hint="eastAsia"/>
-        </w:rPr>
-        <w:t xml:space="preserve">RES </w:t>
-      </w:r>
-      <w:r>
-        <w:rPr>
-          <w:rFonts w:hint="eastAsia"/>
-        </w:rPr>
-        <w:t>缓慢涨）</w:t>
-      </w:r>
-    </w:p>
-    <w:p>
-      <w:pPr>
-        <w:ind w:firstLine="420"/>
-        <w:rPr>
-          <w:rFonts w:hint="eastAsia"/>
-        </w:rPr>
-      </w:pPr>
-      <w:r>
-        <w:rPr>
-          <w:rFonts w:hint="eastAsia"/>
-        </w:rPr>
-        <w:t xml:space="preserve">top </w:t>
-      </w:r>
-      <w:r>
-        <w:rPr>
-          <w:rFonts w:hint="eastAsia"/>
-        </w:rPr>
-        <w:t>→</w:t>
-      </w:r>
-      <w:r>
-        <w:rPr>
-          <w:rFonts w:hint="eastAsia"/>
-        </w:rPr>
-        <w:t xml:space="preserve"> free </w:t>
-      </w:r>
-      <w:r>
-        <w:rPr>
-          <w:rFonts w:hint="eastAsia"/>
-        </w:rPr>
-        <w:t>→</w:t>
-      </w:r>
-      <w:r>
-        <w:rPr>
-          <w:rFonts w:hint="eastAsia"/>
-        </w:rPr>
-        <w:t xml:space="preserve"> </w:t>
-      </w:r>
-      <w:proofErr w:type="spellStart"/>
-      <w:r>
-        <w:rPr>
-          <w:rFonts w:hint="eastAsia"/>
-        </w:rPr>
-        <w:t>pidstat</w:t>
-      </w:r>
-      <w:proofErr w:type="spellEnd"/>
-      <w:r>
-        <w:rPr>
-          <w:rFonts w:hint="eastAsia"/>
-        </w:rPr>
-        <w:t xml:space="preserve"> </w:t>
-      </w:r>
-      <w:r>
-        <w:rPr>
-          <w:rFonts w:hint="eastAsia"/>
-        </w:rPr>
-        <w:t>→</w:t>
-      </w:r>
-      <w:r>
-        <w:rPr>
-          <w:rFonts w:hint="eastAsia"/>
-        </w:rPr>
-        <w:t xml:space="preserve"> </w:t>
-      </w:r>
-      <w:proofErr w:type="spellStart"/>
-      <w:r>
-        <w:rPr>
-          <w:rFonts w:hint="eastAsia"/>
-        </w:rPr>
-        <w:t>pmap</w:t>
-      </w:r>
-      <w:proofErr w:type="spellEnd"/>
-      <w:r>
-        <w:rPr>
-          <w:rFonts w:hint="eastAsia"/>
-        </w:rPr>
-        <w:t>/</w:t>
-      </w:r>
-      <w:proofErr w:type="spellStart"/>
-      <w:r>
-        <w:rPr>
-          <w:rFonts w:hint="eastAsia"/>
-        </w:rPr>
-        <w:t>smaps</w:t>
-      </w:r>
-      <w:proofErr w:type="spellEnd"/>
-      <w:r>
-        <w:rPr>
-          <w:rFonts w:hint="eastAsia"/>
-        </w:rPr>
-        <w:t xml:space="preserve"> </w:t>
-      </w:r>
-      <w:r>
-        <w:rPr>
-          <w:rFonts w:hint="eastAsia"/>
-        </w:rPr>
-        <w:t>→</w:t>
-      </w:r>
-      <w:r>
-        <w:rPr>
-          <w:rFonts w:hint="eastAsia"/>
-        </w:rPr>
-        <w:t xml:space="preserve"> </w:t>
-      </w:r>
-      <w:proofErr w:type="spellStart"/>
-      <w:r>
-        <w:rPr>
-          <w:rFonts w:hint="eastAsia"/>
-        </w:rPr>
-        <w:t>valgrind</w:t>
-      </w:r>
-      <w:proofErr w:type="spellEnd"/>
-      <w:r>
-        <w:rPr>
-          <w:rFonts w:hint="eastAsia"/>
-        </w:rPr>
-        <w:t>/</w:t>
-      </w:r>
-      <w:proofErr w:type="spellStart"/>
-      <w:r>
-        <w:rPr>
-          <w:rFonts w:hint="eastAsia"/>
-        </w:rPr>
-        <w:t>pprof</w:t>
-      </w:r>
-      <w:proofErr w:type="spellEnd"/>
-      <w:r>
-        <w:rPr>
-          <w:rFonts w:hint="eastAsia"/>
-        </w:rPr>
-        <w:t xml:space="preserve"> </w:t>
-      </w:r>
-      <w:r>
-        <w:rPr>
-          <w:rFonts w:hint="eastAsia"/>
-        </w:rPr>
-        <w:t>→</w:t>
-      </w:r>
-      <w:r>
-        <w:rPr>
-          <w:rFonts w:hint="eastAsia"/>
-        </w:rPr>
-        <w:t xml:space="preserve"> </w:t>
-      </w:r>
-      <w:r>
-        <w:rPr>
-          <w:rFonts w:hint="eastAsia"/>
-        </w:rPr>
-        <w:t>代码修复</w:t>
-      </w:r>
-    </w:p>
-    <w:p>
-      <w:pPr>
-        <w:ind w:firstLine="420"/>
-        <w:rPr>
-          <w:rFonts w:hint="eastAsia"/>
-        </w:rPr>
-      </w:pPr>
-      <w:r>
-        <w:rPr>
-          <w:rFonts w:hint="eastAsia"/>
-        </w:rPr>
-        <w:t>2</w:t>
-      </w:r>
-      <w:r>
-        <w:rPr>
-          <w:rFonts w:hint="eastAsia"/>
-        </w:rPr>
-        <w:t>、</w:t>
-      </w:r>
-      <w:r>
-        <w:rPr>
-          <w:rFonts w:hint="eastAsia"/>
-        </w:rPr>
-        <w:t>内存突然暴涨（几分钟打满）</w:t>
-      </w:r>
-    </w:p>
-    <w:p>
-      <w:pPr>
-        <w:ind w:firstLine="420"/>
-        <w:rPr>
-          <w:rFonts w:hint="eastAsia"/>
-        </w:rPr>
-      </w:pPr>
-      <w:r>
-        <w:rPr>
-          <w:rFonts w:hint="eastAsia"/>
-        </w:rPr>
-        <w:t xml:space="preserve">top </w:t>
-      </w:r>
-      <w:r>
-        <w:rPr>
-          <w:rFonts w:hint="eastAsia"/>
-        </w:rPr>
-        <w:t>→</w:t>
-      </w:r>
-      <w:r>
-        <w:rPr>
-          <w:rFonts w:hint="eastAsia"/>
-        </w:rPr>
-        <w:t xml:space="preserve"> </w:t>
-      </w:r>
-      <w:r>
-        <w:rPr>
-          <w:rFonts w:hint="eastAsia"/>
-        </w:rPr>
-        <w:t>看</w:t>
-      </w:r>
-      <w:r>
-        <w:rPr>
-          <w:rFonts w:hint="eastAsia"/>
-        </w:rPr>
-        <w:t xml:space="preserve"> Threads </w:t>
-      </w:r>
-      <w:r>
-        <w:rPr>
-          <w:rFonts w:hint="eastAsia"/>
-        </w:rPr>
-        <w:t>→</w:t>
-      </w:r>
-      <w:r>
-        <w:rPr>
-          <w:rFonts w:hint="eastAsia"/>
-        </w:rPr>
-        <w:t xml:space="preserve"> </w:t>
-      </w:r>
-      <w:r>
-        <w:rPr>
-          <w:rFonts w:hint="eastAsia"/>
-        </w:rPr>
-        <w:t>线程泄漏</w:t>
-      </w:r>
-    </w:p>
-    <w:p>
-      <w:pPr>
-        <w:ind w:firstLine="420"/>
-        <w:rPr>
-          <w:rFonts w:hint="eastAsia"/>
-        </w:rPr>
-      </w:pPr>
-      <w:r>
-        <w:rPr>
-          <w:rFonts w:hint="eastAsia"/>
-        </w:rPr>
-        <w:t>或</w:t>
-      </w:r>
-    </w:p>
-    <w:p>
-      <w:pPr>
-        <w:ind w:firstLine="420"/>
-        <w:rPr>
-          <w:rFonts w:hint="eastAsia"/>
-        </w:rPr>
-      </w:pPr>
-      <w:proofErr w:type="spellStart"/>
-      <w:r>
-        <w:rPr>
-          <w:rFonts w:hint="eastAsia"/>
-        </w:rPr>
-        <w:t>smaps</w:t>
-      </w:r>
-      <w:proofErr w:type="spellEnd"/>
-      <w:r>
-        <w:rPr>
-          <w:rFonts w:hint="eastAsia"/>
-        </w:rPr>
-        <w:t xml:space="preserve"> </w:t>
-      </w:r>
-      <w:r>
-        <w:rPr>
-          <w:rFonts w:hint="eastAsia"/>
-        </w:rPr>
-        <w:t>→</w:t>
-      </w:r>
-      <w:r>
-        <w:rPr>
-          <w:rFonts w:hint="eastAsia"/>
-        </w:rPr>
-        <w:t xml:space="preserve"> </w:t>
-      </w:r>
-      <w:r>
-        <w:rPr>
-          <w:rFonts w:hint="eastAsia"/>
-        </w:rPr>
-        <w:t>堆暴涨</w:t>
-      </w:r>
-      <w:r>
-        <w:rPr>
-          <w:rFonts w:hint="eastAsia"/>
-        </w:rPr>
-        <w:t xml:space="preserve"> </w:t>
-      </w:r>
-      <w:r>
-        <w:rPr>
-          <w:rFonts w:hint="eastAsia"/>
-        </w:rPr>
-        <w:t>→</w:t>
-      </w:r>
-      <w:r>
-        <w:rPr>
-          <w:rFonts w:hint="eastAsia"/>
-        </w:rPr>
-        <w:t xml:space="preserve"> </w:t>
-      </w:r>
-      <w:proofErr w:type="gramStart"/>
-      <w:r>
-        <w:rPr>
-          <w:rFonts w:hint="eastAsia"/>
-        </w:rPr>
-        <w:t>大对象</w:t>
-      </w:r>
-      <w:proofErr w:type="gramEnd"/>
-      <w:r>
-        <w:rPr>
-          <w:rFonts w:hint="eastAsia"/>
-        </w:rPr>
-        <w:t>/</w:t>
-      </w:r>
-      <w:r>
-        <w:rPr>
-          <w:rFonts w:hint="eastAsia"/>
-        </w:rPr>
-        <w:t>缓存未回收</w:t>
-      </w:r>
-    </w:p>
-    <w:p>
-      <w:pPr>
-        <w:ind w:firstLine="420"/>
-        <w:rPr>
-          <w:rFonts w:hint="eastAsia"/>
-        </w:rPr>
-      </w:pPr>
-      <w:r>
-        <w:rPr>
-          <w:rFonts w:hint="eastAsia"/>
-        </w:rPr>
-        <w:lastRenderedPageBreak/>
-        <w:t>3</w:t>
-      </w:r>
-      <w:r>
-        <w:rPr>
-          <w:rFonts w:hint="eastAsia"/>
-        </w:rPr>
-        <w:t>、</w:t>
-      </w:r>
-      <w:r>
-        <w:rPr>
-          <w:rFonts w:hint="eastAsia"/>
-        </w:rPr>
-        <w:t>系统内存满，</w:t>
-      </w:r>
-      <w:proofErr w:type="gramStart"/>
-      <w:r>
-        <w:rPr>
-          <w:rFonts w:hint="eastAsia"/>
-        </w:rPr>
-        <w:t>但进程</w:t>
-      </w:r>
-      <w:proofErr w:type="gramEnd"/>
-      <w:r>
-        <w:rPr>
-          <w:rFonts w:hint="eastAsia"/>
-        </w:rPr>
-        <w:t>内存都不大</w:t>
-      </w:r>
-    </w:p>
-    <w:p>
-      <w:pPr>
-        <w:ind w:firstLine="420"/>
-        <w:rPr>
-          <w:rFonts w:hint="eastAsia"/>
-        </w:rPr>
-      </w:pPr>
-      <w:r>
-        <w:rPr>
-          <w:rFonts w:hint="eastAsia"/>
-        </w:rPr>
-        <w:t>cat /proc/</w:t>
-      </w:r>
-      <w:proofErr w:type="spellStart"/>
-      <w:r>
-        <w:rPr>
-          <w:rFonts w:hint="eastAsia"/>
-        </w:rPr>
-        <w:t>meminfo</w:t>
-      </w:r>
-      <w:proofErr w:type="spellEnd"/>
-      <w:r>
-        <w:rPr>
-          <w:rFonts w:hint="eastAsia"/>
-        </w:rPr>
-        <w:t xml:space="preserve"> </w:t>
-      </w:r>
-      <w:r>
-        <w:rPr>
-          <w:rFonts w:hint="eastAsia"/>
-        </w:rPr>
-        <w:t>→</w:t>
-      </w:r>
-      <w:r>
-        <w:rPr>
-          <w:rFonts w:hint="eastAsia"/>
-        </w:rPr>
-        <w:t xml:space="preserve"> Slab/Cache </w:t>
-      </w:r>
-      <w:r>
-        <w:rPr>
-          <w:rFonts w:hint="eastAsia"/>
-        </w:rPr>
-        <w:t>过大</w:t>
-      </w:r>
-    </w:p>
-    <w:p>
-      <w:pPr>
-        <w:ind w:firstLine="420"/>
-        <w:rPr>
-          <w:rFonts w:hint="eastAsia"/>
-        </w:rPr>
-      </w:pPr>
-      <w:r>
-        <w:rPr>
-          <w:rFonts w:hint="eastAsia"/>
-        </w:rPr>
-        <w:t>- Cache</w:t>
-      </w:r>
-      <w:r>
-        <w:rPr>
-          <w:rFonts w:hint="eastAsia"/>
-        </w:rPr>
-        <w:t>：</w:t>
-      </w:r>
-      <w:proofErr w:type="spellStart"/>
-      <w:r>
-        <w:rPr>
-          <w:rFonts w:hint="eastAsia"/>
-        </w:rPr>
-        <w:t>drop_caches</w:t>
-      </w:r>
-      <w:proofErr w:type="spellEnd"/>
-      <w:r>
-        <w:rPr>
-          <w:rFonts w:hint="eastAsia"/>
-        </w:rPr>
-        <w:t xml:space="preserve"> </w:t>
-      </w:r>
-      <w:r>
-        <w:rPr>
-          <w:rFonts w:hint="eastAsia"/>
-        </w:rPr>
-        <w:t>即可</w:t>
-      </w:r>
-    </w:p>
-    <w:p>
-      <w:pPr>
-        <w:ind w:firstLine="420"/>
-        <w:rPr>
-          <w:rFonts w:hint="eastAsia"/>
-        </w:rPr>
-      </w:pPr>
-      <w:r>
-        <w:rPr>
-          <w:rFonts w:hint="eastAsia"/>
-        </w:rPr>
-        <w:t>- Slab</w:t>
-      </w:r>
-      <w:r>
-        <w:rPr>
-          <w:rFonts w:hint="eastAsia"/>
-        </w:rPr>
-        <w:t>：内核问题或驱动泄漏</w:t>
-      </w:r>
-    </w:p>
-    <w:p>
-      <w:pPr>
-        <w:ind w:firstLine="420"/>
-        <w:rPr>
-          <w:rFonts w:hint="eastAsia"/>
-        </w:rPr>
-      </w:pPr>
-      <w:r>
-        <w:rPr>
-          <w:rFonts w:hint="eastAsia"/>
-        </w:rPr>
-        <w:t>4</w:t>
-      </w:r>
-      <w:r>
-        <w:rPr>
-          <w:rFonts w:hint="eastAsia"/>
-        </w:rPr>
-        <w:t>、</w:t>
-      </w:r>
-      <w:r>
-        <w:rPr>
-          <w:rFonts w:hint="eastAsia"/>
-        </w:rPr>
-        <w:t xml:space="preserve">NUMA </w:t>
-      </w:r>
-      <w:r>
-        <w:rPr>
-          <w:rFonts w:hint="eastAsia"/>
-        </w:rPr>
-        <w:t>内存不均</w:t>
-      </w:r>
-    </w:p>
-    <w:p>
-      <w:pPr>
-        <w:ind w:firstLine="420"/>
-        <w:rPr>
-          <w:rFonts w:hint="eastAsia"/>
-        </w:rPr>
-      </w:pPr>
-      <w:proofErr w:type="spellStart"/>
-      <w:r>
-        <w:rPr>
-          <w:rFonts w:hint="eastAsia"/>
-        </w:rPr>
-        <w:t>numastat</w:t>
-      </w:r>
-      <w:proofErr w:type="spellEnd"/>
-      <w:r>
-        <w:rPr>
-          <w:rFonts w:hint="eastAsia"/>
-        </w:rPr>
-        <w:t xml:space="preserve"> </w:t>
-      </w:r>
-      <w:r>
-        <w:rPr>
-          <w:rFonts w:hint="eastAsia"/>
-        </w:rPr>
-        <w:t>→</w:t>
-      </w:r>
-      <w:r>
-        <w:rPr>
-          <w:rFonts w:hint="eastAsia"/>
-        </w:rPr>
-        <w:t xml:space="preserve"> </w:t>
-      </w:r>
-      <w:proofErr w:type="gramStart"/>
-      <w:r>
-        <w:rPr>
-          <w:rFonts w:hint="eastAsia"/>
-        </w:rPr>
-        <w:t>绑核</w:t>
-      </w:r>
-      <w:proofErr w:type="gramEnd"/>
-      <w:r>
-        <w:rPr>
-          <w:rFonts w:hint="eastAsia"/>
-        </w:rPr>
-        <w:t>/</w:t>
-      </w:r>
-      <w:r>
-        <w:rPr>
-          <w:rFonts w:hint="eastAsia"/>
-        </w:rPr>
-        <w:t>绑节点</w:t>
-      </w:r>
-      <w:r>
-        <w:rPr>
-          <w:rFonts w:hint="eastAsia"/>
-        </w:rPr>
-        <w:t>/</w:t>
-      </w:r>
-      <w:r>
-        <w:rPr>
-          <w:rFonts w:hint="eastAsia"/>
-        </w:rPr>
-        <w:t>开启自动均衡</w:t>
-      </w:r>
-    </w:p>
-    <w:p>
-      <w:pPr>
-        <w:ind w:firstLine="420"/>
-        <w:rPr>
-          <w:rFonts w:hint="eastAsia"/>
-        </w:rPr>
-      </w:pPr>
-      <w:r>
-        <w:rPr>
-          <w:rFonts w:hint="eastAsia"/>
-        </w:rPr>
-        <w:t>5</w:t>
-      </w:r>
-      <w:r>
-        <w:rPr>
-          <w:rFonts w:hint="eastAsia"/>
-        </w:rPr>
-        <w:t>、</w:t>
-      </w:r>
-      <w:r>
-        <w:rPr>
-          <w:rFonts w:hint="eastAsia"/>
-        </w:rPr>
-        <w:t>频繁</w:t>
-      </w:r>
-      <w:r>
-        <w:rPr>
-          <w:rFonts w:hint="eastAsia"/>
-        </w:rPr>
-        <w:t>OOM</w:t>
-      </w:r>
-    </w:p>
-    <w:p>
-      <w:pPr>
-        <w:ind w:firstLine="420"/>
-        <w:rPr>
-          <w:rFonts w:hint="eastAsia"/>
-          <w:color w:val="FF0000"/>
-        </w:rPr>
-      </w:pPr>
-      <w:proofErr w:type="spellStart"/>
-      <w:r>
-        <w:rPr>
-          <w:rFonts w:hint="eastAsia"/>
-          <w:color w:val="FF0000"/>
-        </w:rPr>
-        <w:t>dmesg</w:t>
-      </w:r>
-      <w:proofErr w:type="spellEnd"/>
-      <w:r>
-        <w:rPr>
-          <w:rFonts w:hint="eastAsia"/>
-          <w:color w:val="FF0000"/>
-        </w:rPr>
-        <w:t xml:space="preserve"> </w:t>
-      </w:r>
-      <w:r>
-        <w:rPr>
-          <w:rFonts w:hint="eastAsia"/>
-          <w:color w:val="FF0000"/>
-        </w:rPr>
-        <w:t>→</w:t>
-      </w:r>
-      <w:r>
-        <w:rPr>
-          <w:rFonts w:hint="eastAsia"/>
-          <w:color w:val="FF0000"/>
-        </w:rPr>
-        <w:t xml:space="preserve"> </w:t>
-      </w:r>
-      <w:r>
-        <w:rPr>
-          <w:rFonts w:hint="eastAsia"/>
-          <w:color w:val="FF0000"/>
-        </w:rPr>
-        <w:t>看谁被杀死</w:t>
-      </w:r>
-    </w:p>
-    <w:p>
-      <w:pPr>
-        <w:ind w:firstLine="420"/>
-        <w:rPr>
-          <w:rFonts w:hint="eastAsia"/>
-        </w:rPr>
-      </w:pPr>
-      <w:r>
-        <w:rPr>
-          <w:rFonts w:hint="eastAsia"/>
-        </w:rPr>
-        <w:t>→</w:t>
-      </w:r>
-      <w:r>
-        <w:rPr>
-          <w:rFonts w:hint="eastAsia"/>
-        </w:rPr>
-        <w:t xml:space="preserve"> </w:t>
-      </w:r>
-      <w:r>
-        <w:rPr>
-          <w:rFonts w:hint="eastAsia"/>
-        </w:rPr>
-        <w:t>再按泄漏流程定位</w:t>
-      </w:r>
-    </w:p>
-    <w:p>
-      <w:pPr>
-        <w:pStyle w:val="2"/>
-        <w:rPr>
-          <w:rFonts w:hint="eastAsia"/>
-          <w:szCs w:val="24"/>
-        </w:rPr>
-      </w:pPr>
-      <w:r>
-        <w:rPr>
-          <w:rFonts w:hint="eastAsia"/>
-          <w:szCs w:val="24"/>
-        </w:rPr>
-        <w:t>内存泄漏</w:t>
-      </w:r>
-    </w:p>
-    <w:p>
-      <w:pPr>
-        <w:ind w:firstLine="420"/>
-        <w:rPr>
-          <w:rFonts w:hint="eastAsia"/>
-        </w:rPr>
-      </w:pPr>
-      <w:r>
-        <w:rPr>
-          <w:rFonts w:hint="eastAsia"/>
-        </w:rPr>
-        <w:t>参考：</w:t>
-      </w:r>
-      <w:r>
-        <w:rPr>
-          <w:rFonts w:hint="eastAsia"/>
-        </w:rPr>
-        <w:fldChar w:fldCharType="begin"/>
-      </w:r>
-      <w:r>
-        <w:rPr>
-          <w:rFonts w:hint="eastAsia"/>
-        </w:rPr>
-        <w:instrText xml:space="preserve"> HYPERLINK "https://blog.csdn.net/liuenyi2007/article/details/15808817" </w:instrText>
-      </w:r>
-      <w:r>
-        <w:rPr>
-          <w:rFonts w:hint="eastAsia"/>
-        </w:rPr>
-        <w:fldChar w:fldCharType="separate"/>
-      </w:r>
-      <w:r>
-        <w:rPr>
-          <w:rFonts w:hint="eastAsia"/>
-        </w:rPr>
-        <w:t>https://blog.csdn.net/liuenyi2007/article/details/15808817</w:t>
-      </w:r>
-      <w:r>
-        <w:rPr>
-          <w:rFonts w:hint="eastAsia"/>
-        </w:rPr>
-        <w:fldChar w:fldCharType="end"/>
-      </w:r>
-    </w:p>
-    <w:p>
-      <w:pPr>
-        <w:ind w:firstLine="420"/>
-        <w:rPr>
-          <w:rFonts w:hint="eastAsia"/>
-        </w:rPr>
-      </w:pPr>
-    </w:p>
-    <w:p>
-      <w:pPr>
-        <w:ind w:firstLine="420"/>
-        <w:rPr>
-          <w:rFonts w:hint="eastAsia"/>
-        </w:rPr>
-      </w:pPr>
-      <w:r>
-        <w:rPr>
-          <w:rFonts w:hint="eastAsia"/>
+        <w:t>问题描述</w:t>
+      </w:r>
+    </w:p>
+    <w:p>
+      <w:pPr>
+        <w:ind w:firstLine="420"/>
+      </w:pPr>
+      <w:r>
+        <w:t>最近线上某个项目发生内存泄露，</w:t>
+      </w:r>
+      <w:r>
+        <w:t>JVM</w:t>
+      </w:r>
+      <w:r>
+        <w:t>忙于</w:t>
+      </w:r>
+      <w:r>
+        <w:t>GC</w:t>
+      </w:r>
+      <w:r>
+        <w:t>，导致业务线程基本不执行。经过排查最终发现是</w:t>
+      </w:r>
+      <w:r>
+        <w:t>RabbitMQ</w:t>
+      </w:r>
+      <w:r>
+        <w:t>的</w:t>
+      </w:r>
+      <w:r>
+        <w:t>Java</w:t>
+      </w:r>
+      <w:r>
+        <w:t>客户端代码导致的。现把排查过程记录下来</w:t>
+      </w:r>
+      <w:r>
+        <w:rPr>
+          <w:rFonts w:hint="eastAsia"/>
+        </w:rPr>
+        <w:t>。</w:t>
+      </w:r>
+    </w:p>
+    <w:p>
+      <w:pPr>
+        <w:ind w:firstLine="420"/>
+        <w:rPr>
           <w:b/>
           <w:bCs/>
         </w:rPr>
-        <w:t>如何检测内存泄露？</w:t>
-      </w:r>
-      <w:r>
-        <w:rPr>
-          <w:rFonts w:hint="eastAsia"/>
+      </w:pPr>
+      <w:r>
+        <w:rPr>
           <w:b/>
           <w:bCs/>
         </w:rPr>
-        <w:br/>
-      </w:r>
-      <w:r>
-        <w:rPr>
-          <w:rFonts w:hint="eastAsia"/>
-          <w:b/>
-          <w:bCs/>
-        </w:rPr>
-        <w:tab/>
-      </w:r>
-      <w:r>
-        <w:rPr>
-          <w:rFonts w:hint="eastAsia"/>
-        </w:rPr>
-        <w:t>观察内存泄露是一个两步骤的过程。</w:t>
-      </w:r>
-    </w:p>
-    <w:p>
-      <w:pPr>
-        <w:ind w:firstLine="420"/>
-        <w:rPr>
-          <w:rFonts w:hint="eastAsia"/>
-        </w:rPr>
-      </w:pPr>
-      <w:r>
-        <w:rPr>
-          <w:rFonts w:hint="eastAsia"/>
-        </w:rPr>
-        <w:t>首先，使用</w:t>
-      </w:r>
-      <w:r>
-        <w:rPr>
-          <w:rFonts w:hint="eastAsia"/>
-        </w:rPr>
-        <w:t>swap</w:t>
-      </w:r>
-      <w:r>
-        <w:rPr>
-          <w:rFonts w:hint="eastAsia"/>
-        </w:rPr>
-        <w:t>命令观察还有多少可用的交换空间：</w:t>
-      </w:r>
-    </w:p>
-    <w:p>
-      <w:pPr>
-        <w:ind w:firstLine="420"/>
-        <w:rPr>
-          <w:rFonts w:hint="eastAsia"/>
-        </w:rPr>
-      </w:pPr>
-      <w:r>
-        <w:rPr>
-          <w:rFonts w:hint="eastAsia"/>
-          <w:color w:val="FF0000"/>
-        </w:rPr>
-        <w:t>/</w:t>
-      </w:r>
-      <w:proofErr w:type="spellStart"/>
-      <w:r>
-        <w:rPr>
-          <w:rFonts w:hint="eastAsia"/>
-          <w:color w:val="FF0000"/>
-        </w:rPr>
-        <w:t>usr</w:t>
-      </w:r>
-      <w:proofErr w:type="spellEnd"/>
-      <w:r>
-        <w:rPr>
-          <w:rFonts w:hint="eastAsia"/>
-          <w:color w:val="FF0000"/>
-        </w:rPr>
-        <w:t>/</w:t>
-      </w:r>
-      <w:proofErr w:type="spellStart"/>
-      <w:r>
-        <w:rPr>
-          <w:rFonts w:hint="eastAsia"/>
-          <w:color w:val="FF0000"/>
-        </w:rPr>
-        <w:t>sbin</w:t>
-      </w:r>
-      <w:proofErr w:type="spellEnd"/>
-      <w:r>
-        <w:rPr>
-          <w:rFonts w:hint="eastAsia"/>
-          <w:color w:val="FF0000"/>
-        </w:rPr>
-        <w:t>/swap -s</w:t>
-      </w:r>
-      <w:r>
-        <w:rPr>
-          <w:rFonts w:hint="eastAsia"/>
-        </w:rPr>
-        <w:br/>
-        <w:t>total:17228K bytes allocated + 5396K reserved=22626K used</w:t>
-      </w:r>
-      <w:r>
-        <w:rPr>
-          <w:rFonts w:hint="eastAsia"/>
-        </w:rPr>
-        <w:t>，</w:t>
-      </w:r>
-      <w:r>
-        <w:rPr>
-          <w:rFonts w:hint="eastAsia"/>
-        </w:rPr>
-        <w:t>29548K available.</w:t>
-      </w:r>
-    </w:p>
-    <w:p>
-      <w:pPr>
-        <w:ind w:firstLine="420"/>
-        <w:rPr>
-          <w:rFonts w:hint="eastAsia"/>
-        </w:rPr>
-      </w:pPr>
-      <w:r>
-        <w:rPr>
-          <w:rFonts w:hint="eastAsia"/>
-          <w:color w:val="FF0000"/>
-        </w:rPr>
-        <w:t>在一两分钟内键入该命令三到四次，看看可用的交换区是否在减少。还可以使用其他一些</w:t>
-      </w:r>
-      <w:r>
-        <w:rPr>
-          <w:rFonts w:hint="eastAsia"/>
-          <w:color w:val="FF0000"/>
-        </w:rPr>
-        <w:t>/</w:t>
-      </w:r>
-      <w:proofErr w:type="spellStart"/>
-      <w:r>
-        <w:rPr>
-          <w:rFonts w:hint="eastAsia"/>
-          <w:color w:val="FF0000"/>
-        </w:rPr>
-        <w:t>usr</w:t>
-      </w:r>
-      <w:proofErr w:type="spellEnd"/>
-      <w:r>
-        <w:rPr>
-          <w:rFonts w:hint="eastAsia"/>
-          <w:color w:val="FF0000"/>
-        </w:rPr>
-        <w:t>/bin/*stat</w:t>
-      </w:r>
-      <w:r>
-        <w:rPr>
-          <w:rFonts w:hint="eastAsia"/>
-          <w:color w:val="FF0000"/>
-        </w:rPr>
-        <w:t>工具如</w:t>
-      </w:r>
-      <w:r>
-        <w:rPr>
-          <w:rFonts w:hint="eastAsia"/>
-          <w:color w:val="FF0000"/>
-        </w:rPr>
-        <w:t>netstat</w:t>
-      </w:r>
-      <w:r>
-        <w:rPr>
-          <w:rFonts w:hint="eastAsia"/>
-          <w:color w:val="FF0000"/>
-        </w:rPr>
-        <w:t>、</w:t>
-      </w:r>
-      <w:proofErr w:type="spellStart"/>
-      <w:r>
-        <w:rPr>
-          <w:rFonts w:hint="eastAsia"/>
-          <w:color w:val="FF0000"/>
-        </w:rPr>
-        <w:t>vmstat</w:t>
-      </w:r>
-      <w:proofErr w:type="spellEnd"/>
-      <w:r>
-        <w:rPr>
-          <w:rFonts w:hint="eastAsia"/>
-          <w:color w:val="FF0000"/>
-        </w:rPr>
-        <w:t>等。如发现波段有内存被分配且从不释放，一个可能的解释就是有</w:t>
-      </w:r>
-      <w:proofErr w:type="gramStart"/>
-      <w:r>
-        <w:rPr>
-          <w:rFonts w:hint="eastAsia"/>
-          <w:color w:val="FF0000"/>
-        </w:rPr>
-        <w:t>个进程</w:t>
-      </w:r>
-      <w:proofErr w:type="gramEnd"/>
-      <w:r>
-        <w:rPr>
-          <w:rFonts w:hint="eastAsia"/>
-          <w:color w:val="FF0000"/>
-        </w:rPr>
-        <w:t>出现了内存泄露</w:t>
-      </w:r>
-      <w:r>
-        <w:rPr>
-          <w:rFonts w:hint="eastAsia"/>
-        </w:rPr>
-        <w:t>。</w:t>
-      </w:r>
-    </w:p>
-    <w:p>
-      <w:pPr>
-        <w:ind w:firstLine="420"/>
-        <w:rPr>
-          <w:rFonts w:hint="eastAsia"/>
-        </w:rPr>
-      </w:pPr>
-      <w:r>
-        <w:rPr>
-          <w:rFonts w:hint="eastAsia"/>
-        </w:rPr>
-        <w:t>建立一个</w:t>
-      </w:r>
-      <w:r>
-        <w:rPr>
-          <w:rFonts w:hint="eastAsia"/>
-        </w:rPr>
-        <w:t>malloc</w:t>
-      </w:r>
-      <w:r>
-        <w:rPr>
-          <w:rFonts w:hint="eastAsia"/>
-        </w:rPr>
-        <w:t>和</w:t>
-      </w:r>
-      <w:r>
-        <w:rPr>
-          <w:rFonts w:hint="eastAsia"/>
-        </w:rPr>
-        <w:t>free</w:t>
-      </w:r>
-      <w:r>
-        <w:rPr>
-          <w:rFonts w:hint="eastAsia"/>
-        </w:rPr>
-        <w:t>的队列，用一个</w:t>
-      </w:r>
-      <w:r>
-        <w:rPr>
-          <w:rFonts w:hint="eastAsia"/>
-        </w:rPr>
-        <w:t>malloc</w:t>
-      </w:r>
-      <w:r>
-        <w:rPr>
-          <w:rFonts w:hint="eastAsia"/>
-        </w:rPr>
-        <w:t>就加入队列（加</w:t>
-      </w:r>
-      <w:proofErr w:type="gramStart"/>
-      <w:r>
-        <w:rPr>
-          <w:rFonts w:hint="eastAsia"/>
-        </w:rPr>
-        <w:t>入行号</w:t>
-      </w:r>
-      <w:proofErr w:type="gramEnd"/>
-      <w:r>
-        <w:rPr>
-          <w:rFonts w:hint="eastAsia"/>
-        </w:rPr>
-        <w:t>和函数名），用一个</w:t>
-      </w:r>
-      <w:r>
-        <w:rPr>
-          <w:rFonts w:hint="eastAsia"/>
-        </w:rPr>
-        <w:t>free</w:t>
-      </w:r>
-      <w:r>
-        <w:rPr>
-          <w:rFonts w:hint="eastAsia"/>
-        </w:rPr>
-        <w:t>就放出一个</w:t>
-      </w:r>
-      <w:r>
-        <w:rPr>
-          <w:rFonts w:hint="eastAsia"/>
-        </w:rPr>
-        <w:t>malloc</w:t>
-      </w:r>
-      <w:r>
-        <w:rPr>
-          <w:rFonts w:hint="eastAsia"/>
-        </w:rPr>
-        <w:t>，最后这个队列如果不是空，就说明内存有泄露，反之亦然。</w:t>
-      </w:r>
-    </w:p>
-    <w:p>
-      <w:pPr>
-        <w:pStyle w:val="3"/>
-        <w:rPr>
-          <w:rFonts w:hint="eastAsia"/>
-        </w:rPr>
-      </w:pPr>
-      <w:r>
-        <w:rPr>
-          <w:rFonts w:hint="eastAsia"/>
-        </w:rPr>
-        <w:t>问题描述</w:t>
-      </w:r>
-    </w:p>
-    <w:p>
-      <w:pPr>
-        <w:ind w:firstLine="420"/>
-      </w:pPr>
-      <w:r>
-        <w:t>最近线上某个项目发生内存泄露，</w:t>
-      </w:r>
-      <w:r>
-        <w:t>JVM</w:t>
-      </w:r>
-      <w:r>
-        <w:t>忙于</w:t>
-      </w:r>
-      <w:r>
-        <w:t>GC</w:t>
-      </w:r>
-      <w:r>
-        <w:t>，导致业务线程基本不执行。经过排查最终发现是</w:t>
-      </w:r>
-      <w:r>
-        <w:t>RabbitMQ</w:t>
-      </w:r>
-      <w:r>
-        <w:t>的</w:t>
-      </w:r>
-      <w:r>
-        <w:t>Java</w:t>
-      </w:r>
-      <w:r>
-        <w:t>客户端代码导致的。现把排查过程记录下来</w:t>
-      </w:r>
-      <w:r>
-        <w:rPr>
-          <w:rFonts w:hint="eastAsia"/>
-        </w:rPr>
-        <w:t>。</w:t>
-      </w:r>
-    </w:p>
-    <w:p>
-      <w:pPr>
-        <w:ind w:firstLine="420"/>
-        <w:rPr>
-          <w:b/>
-          <w:bCs/>
-        </w:rPr>
-      </w:pPr>
-      <w:r>
-        <w:rPr>
-          <w:b/>
-          <w:bCs/>
-        </w:rPr>
         <w:t>问题背景</w:t>
       </w:r>
     </w:p>
@@ -14966,9 +14172,6 @@
     <w:p>
       <w:pPr>
         <w:pStyle w:val="3"/>
-        <w:rPr>
-          <w:rFonts w:hint="eastAsia"/>
-        </w:rPr>
       </w:pPr>
       <w:r>
         <w:rPr>
@@ -15050,9 +14253,6 @@
     <w:p>
       <w:pPr>
         <w:ind w:firstLine="420"/>
-        <w:rPr>
-          <w:rFonts w:hint="eastAsia"/>
-        </w:rPr>
       </w:pPr>
       <w:r>
         <w:t>这四条线程的信息都是一样</w:t>
@@ -15248,9 +14448,6 @@
     <w:p>
       <w:pPr>
         <w:ind w:firstLine="420"/>
-        <w:rPr>
-          <w:rFonts w:hint="eastAsia"/>
-        </w:rPr>
       </w:pPr>
       <w:r>
         <w:t>确定问题原因后，下一步就要分析一下</w:t>
@@ -15495,9 +14692,6 @@
     <w:p>
       <w:pPr>
         <w:ind w:firstLine="420"/>
-        <w:rPr>
-          <w:rFonts w:hint="eastAsia"/>
-        </w:rPr>
       </w:pPr>
       <w:r>
         <w:rPr>
@@ -15589,9 +14783,6 @@
     <w:p>
       <w:pPr>
         <w:ind w:firstLine="420"/>
-        <w:rPr>
-          <w:rFonts w:hint="eastAsia"/>
-        </w:rPr>
       </w:pPr>
       <w:r>
         <w:rPr>
@@ -15615,17 +14806,11 @@
     <w:p>
       <w:pPr>
         <w:jc w:val="center"/>
-        <w:rPr>
-          <w:rFonts w:hint="eastAsia"/>
-        </w:rPr>
-      </w:pPr>
-      <w:r>
-        <w:rPr>
-          <w:rFonts w:hint="eastAsia"/>
-        </w:rPr>
+      </w:pPr>
+      <w:r>
         <w:lastRenderedPageBreak/>
         <w:pict w14:anchorId="5E3E623E">
-          <v:shape id="图片 5" o:spid="_x0000_i1027" type="#_x0000_t75" style="width:318.7pt;height:244.8pt;mso-position-horizontal-relative:page;mso-position-vertical-relative:page">
+          <v:shape id="图片 5" o:spid="_x0000_i1027" type="#_x0000_t75" style="width:318.55pt;height:244.8pt;mso-position-horizontal-relative:page;mso-position-vertical-relative:page">
             <v:fill o:detectmouseclick="t"/>
             <v:imagedata r:id="rId12" o:title=""/>
           </v:shape>
@@ -15635,9 +14820,6 @@
     <w:p>
       <w:pPr>
         <w:ind w:firstLine="420"/>
-        <w:rPr>
-          <w:rFonts w:hint="eastAsia"/>
-        </w:rPr>
       </w:pPr>
       <w:r>
         <w:rPr>
@@ -15653,9 +14835,6 @@
           <w:numId w:val="3"/>
         </w:numPr>
         <w:ind w:firstLine="420"/>
-        <w:rPr>
-          <w:rFonts w:hint="eastAsia"/>
-        </w:rPr>
       </w:pPr>
       <w:r>
         <w:rPr>
@@ -15717,9 +14896,6 @@
           <w:numId w:val="3"/>
         </w:numPr>
         <w:ind w:firstLine="420"/>
-        <w:rPr>
-          <w:rFonts w:hint="eastAsia"/>
-        </w:rPr>
       </w:pPr>
       <w:r>
         <w:rPr>
@@ -15783,9 +14959,6 @@
           <w:numId w:val="3"/>
         </w:numPr>
         <w:ind w:firstLine="420"/>
-        <w:rPr>
-          <w:rFonts w:hint="eastAsia"/>
-        </w:rPr>
       </w:pPr>
       <w:r>
         <w:rPr>
@@ -15845,9 +15018,6 @@
     <w:p>
       <w:pPr>
         <w:ind w:firstLine="420"/>
-        <w:rPr>
-          <w:rFonts w:hint="eastAsia"/>
-        </w:rPr>
       </w:pPr>
       <w:r>
         <w:rPr>
@@ -15955,16 +15125,10 @@
     <w:p>
       <w:pPr>
         <w:jc w:val="center"/>
-        <w:rPr>
-          <w:rFonts w:hint="eastAsia"/>
-        </w:rPr>
-      </w:pPr>
-      <w:r>
-        <w:rPr>
-          <w:rFonts w:hint="eastAsia"/>
-        </w:rPr>
+      </w:pPr>
+      <w:r>
         <w:pict w14:anchorId="1A4BCCAD">
-          <v:shape id="图片 9" o:spid="_x0000_i1028" type="#_x0000_t75" style="width:333.1pt;height:169.05pt;mso-position-horizontal-relative:page;mso-position-vertical-relative:page">
+          <v:shape id="图片 9" o:spid="_x0000_i1028" type="#_x0000_t75" style="width:332.95pt;height:169.35pt;mso-position-horizontal-relative:page;mso-position-vertical-relative:page">
             <v:fill o:detectmouseclick="t"/>
             <v:imagedata r:id="rId13" o:title=""/>
           </v:shape>
@@ -15974,9 +15138,6 @@
     <w:p>
       <w:pPr>
         <w:ind w:firstLine="420"/>
-        <w:rPr>
-          <w:rFonts w:hint="eastAsia"/>
-        </w:rPr>
       </w:pPr>
       <w:proofErr w:type="spellStart"/>
       <w:r>
@@ -16045,9 +15206,6 @@
     <w:p>
       <w:pPr>
         <w:ind w:firstLine="420"/>
-        <w:rPr>
-          <w:rFonts w:hint="eastAsia"/>
-        </w:rPr>
       </w:pPr>
       <w:r>
         <w:rPr>
@@ -16073,16 +15231,10 @@
     <w:p>
       <w:pPr>
         <w:jc w:val="center"/>
-        <w:rPr>
-          <w:rFonts w:hint="eastAsia"/>
-        </w:rPr>
-      </w:pPr>
-      <w:r>
-        <w:rPr>
-          <w:rFonts w:hint="eastAsia"/>
-        </w:rPr>
+      </w:pPr>
+      <w:r>
         <w:pict w14:anchorId="68F7CEC1">
-          <v:shape id="图片 8" o:spid="_x0000_i1029" type="#_x0000_t75" style="width:311.15pt;height:90.15pt;mso-position-horizontal-relative:page;mso-position-vertical-relative:page">
+          <v:shape id="图片 8" o:spid="_x0000_i1029" type="#_x0000_t75" style="width:311.05pt;height:90.45pt;mso-position-horizontal-relative:page;mso-position-vertical-relative:page">
             <v:fill o:detectmouseclick="t"/>
             <v:imagedata r:id="rId14" o:title=""/>
           </v:shape>
@@ -16092,9 +15244,6 @@
     <w:p>
       <w:pPr>
         <w:ind w:firstLine="420"/>
-        <w:rPr>
-          <w:rFonts w:hint="eastAsia"/>
-        </w:rPr>
       </w:pPr>
       <w:r>
         <w:rPr>
@@ -16178,9 +15327,6 @@
     <w:p>
       <w:pPr>
         <w:ind w:firstLine="420"/>
-        <w:rPr>
-          <w:rFonts w:hint="eastAsia"/>
-        </w:rPr>
       </w:pPr>
       <w:r>
         <w:rPr>
@@ -16230,6 +15376,11 @@
         <w:rPr>
           <w:rFonts w:hint="eastAsia"/>
         </w:rPr>
+      </w:r>
+      <w:r>
+        <w:rPr>
+          <w:rFonts w:hint="eastAsia"/>
+        </w:rPr>
         <w:fldChar w:fldCharType="separate"/>
       </w:r>
       <w:r>
@@ -16296,9 +15447,6 @@
     <w:p>
       <w:pPr>
         <w:ind w:firstLine="420"/>
-        <w:rPr>
-          <w:rFonts w:hint="eastAsia"/>
-        </w:rPr>
       </w:pPr>
       <w:r>
         <w:rPr>
@@ -16328,16 +15476,10 @@
     <w:p>
       <w:pPr>
         <w:jc w:val="center"/>
-        <w:rPr>
-          <w:rFonts w:hint="eastAsia"/>
-        </w:rPr>
-      </w:pPr>
-      <w:r>
-        <w:rPr>
-          <w:rFonts w:hint="eastAsia"/>
-        </w:rPr>
+      </w:pPr>
+      <w:r>
         <w:pict w14:anchorId="05C3AE04">
-          <v:shape id="图片 7" o:spid="_x0000_i1030" type="#_x0000_t75" style="width:325.55pt;height:134pt;mso-position-horizontal-relative:page;mso-position-vertical-relative:page">
+          <v:shape id="图片 7" o:spid="_x0000_i1030" type="#_x0000_t75" style="width:325.45pt;height:134.2pt;mso-position-horizontal-relative:page;mso-position-vertical-relative:page">
             <v:imagedata r:id="rId15" o:title=""/>
           </v:shape>
         </w:pict>
@@ -16346,9 +15488,6 @@
     <w:p>
       <w:pPr>
         <w:ind w:firstLine="420"/>
-        <w:rPr>
-          <w:rFonts w:hint="eastAsia"/>
-        </w:rPr>
       </w:pPr>
       <w:r>
         <w:rPr>
@@ -16410,9 +15549,6 @@
     <w:p>
       <w:pPr>
         <w:ind w:firstLine="420"/>
-        <w:rPr>
-          <w:rFonts w:hint="eastAsia"/>
-        </w:rPr>
       </w:pPr>
       <w:r>
         <w:rPr>
@@ -16426,9 +15562,6 @@
     <w:p>
       <w:pPr>
         <w:ind w:firstLine="420"/>
-        <w:rPr>
-          <w:rFonts w:hint="eastAsia"/>
-        </w:rPr>
       </w:pPr>
       <w:r>
         <w:rPr>
@@ -16472,9 +15605,6 @@
     <w:p>
       <w:pPr>
         <w:ind w:firstLine="420"/>
-        <w:rPr>
-          <w:rFonts w:hint="eastAsia"/>
-        </w:rPr>
       </w:pPr>
       <w:r>
         <w:rPr>
@@ -16536,9 +15666,6 @@
     <w:p>
       <w:pPr>
         <w:pStyle w:val="3"/>
-        <w:rPr>
-          <w:rFonts w:hint="eastAsia"/>
-        </w:rPr>
       </w:pPr>
       <w:r>
         <w:rPr>
@@ -16551,7 +15678,6 @@
       <w:pPr>
         <w:pStyle w:val="3"/>
         <w:rPr>
-          <w:rFonts w:hint="eastAsia"/>
           <w:szCs w:val="24"/>
         </w:rPr>
       </w:pPr>
@@ -16571,7 +15697,6 @@
         </w:numPr>
         <w:ind w:firstLine="420"/>
         <w:rPr>
-          <w:rFonts w:hint="eastAsia"/>
           <w:szCs w:val="24"/>
         </w:rPr>
       </w:pPr>
@@ -16608,38 +15733,59 @@
       <w:pPr>
         <w:jc w:val="center"/>
         <w:rPr>
+          <w:rFonts w:ascii="宋体" w:eastAsia="宋体" w:hAnsi="宋体" w:cs="宋体" w:hint="eastAsia"/>
+          <w:szCs w:val="24"/>
+        </w:rPr>
+      </w:pPr>
+      <w:r>
+        <w:rPr>
           <w:rFonts w:ascii="宋体" w:eastAsia="宋体" w:hAnsi="宋体" w:cs="宋体"/>
           <w:szCs w:val="24"/>
         </w:rPr>
-      </w:pPr>
+        <w:fldChar w:fldCharType="begin"/>
+      </w:r>
       <w:r>
         <w:rPr>
           <w:rFonts w:ascii="宋体" w:eastAsia="宋体" w:hAnsi="宋体" w:cs="宋体"/>
           <w:szCs w:val="24"/>
         </w:rPr>
+        <w:instrText xml:space="preserve">INCLUDEPICTURE \d "https://static.oschina.net/uploads/space/2018/0105/193530_dOhV_568818.png" \* MERGEFORMATINET </w:instrText>
+      </w:r>
+      <w:r>
+        <w:rPr>
+          <w:rFonts w:ascii="宋体" w:eastAsia="宋体" w:hAnsi="宋体" w:cs="宋体"/>
+          <w:szCs w:val="24"/>
+        </w:rPr>
+        <w:fldChar w:fldCharType="separate"/>
+      </w:r>
+      <w:r>
+        <w:rPr>
+          <w:rFonts w:ascii="宋体" w:eastAsia="宋体" w:hAnsi="宋体" w:cs="宋体" w:hint="eastAsia"/>
+          <w:szCs w:val="24"/>
+        </w:rPr>
         <w:fldChar w:fldCharType="begin"/>
       </w:r>
       <w:r>
         <w:rPr>
+          <w:rFonts w:ascii="宋体" w:eastAsia="宋体" w:hAnsi="宋体" w:cs="宋体" w:hint="eastAsia"/>
+          <w:szCs w:val="24"/>
+        </w:rPr>
+        <w:instrText xml:space="preserve"> INCLUDEPICTURE  "https://static.oschina.net/uploads/space/2018/0105/193530_dOhV_568818.png" \* MERGEFORMATINET </w:instrText>
+      </w:r>
+      <w:r>
+        <w:rPr>
+          <w:rFonts w:ascii="宋体" w:eastAsia="宋体" w:hAnsi="宋体" w:cs="宋体" w:hint="eastAsia"/>
+          <w:szCs w:val="24"/>
+        </w:rPr>
+        <w:fldChar w:fldCharType="separate"/>
+      </w:r>
+      <w:r>
+        <w:rPr>
           <w:rFonts w:ascii="宋体" w:eastAsia="宋体" w:hAnsi="宋体" w:cs="宋体"/>
           <w:szCs w:val="24"/>
         </w:rPr>
-        <w:instrText xml:space="preserve">INCLUDEPICTURE \d "https://static.oschina.net/uploads/space/2018/0105/193530_dOhV_568818.png" \* MERGEFORMATINET </w:instrText>
-      </w:r>
-      <w:r>
-        <w:rPr>
-          <w:rFonts w:ascii="宋体" w:eastAsia="宋体" w:hAnsi="宋体" w:cs="宋体"/>
-          <w:szCs w:val="24"/>
-        </w:rPr>
-        <w:fldChar w:fldCharType="separate"/>
-      </w:r>
-      <w:r>
-        <w:rPr>
-          <w:rFonts w:ascii="宋体" w:eastAsia="宋体" w:hAnsi="宋体" w:cs="宋体"/>
-          <w:szCs w:val="24"/>
-        </w:rPr>
         <w:pict w14:anchorId="3EF77225">
-          <v:shape id="_x0000_i1031" type="#_x0000_t75" alt="IMG_256" style="width:219.15pt;height:16.9pt;mso-position-horizontal-relative:page;mso-position-vertical-relative:page">
+          <v:shape id="_x0000_i1031" type="#_x0000_t75" alt="IMG_256" style="width:218.9pt;height:16.7pt;mso-position-horizontal-relative:page;mso-position-vertical-relative:page">
             <v:fill o:detectmouseclick="t"/>
             <v:imagedata r:id="rId16" r:href="rId17"/>
           </v:shape>
@@ -16647,6 +15793,13 @@
       </w:r>
       <w:r>
         <w:rPr>
+          <w:rFonts w:ascii="宋体" w:eastAsia="宋体" w:hAnsi="宋体" w:cs="宋体" w:hint="eastAsia"/>
+          <w:szCs w:val="24"/>
+        </w:rPr>
+        <w:fldChar w:fldCharType="end"/>
+      </w:r>
+      <w:r>
+        <w:rPr>
           <w:rFonts w:ascii="宋体" w:eastAsia="宋体" w:hAnsi="宋体" w:cs="宋体"/>
           <w:szCs w:val="24"/>
         </w:rPr>
@@ -16656,9 +15809,6 @@
     <w:p>
       <w:pPr>
         <w:ind w:firstLine="420"/>
-        <w:rPr>
-          <w:rFonts w:hint="eastAsia"/>
-        </w:rPr>
       </w:pPr>
       <w:r>
         <w:rPr>
@@ -16695,38 +15845,59 @@
       <w:pPr>
         <w:jc w:val="center"/>
         <w:rPr>
+          <w:rFonts w:ascii="宋体" w:eastAsia="宋体" w:hAnsi="宋体" w:cs="宋体" w:hint="eastAsia"/>
+          <w:szCs w:val="24"/>
+        </w:rPr>
+      </w:pPr>
+      <w:r>
+        <w:rPr>
           <w:rFonts w:ascii="宋体" w:eastAsia="宋体" w:hAnsi="宋体" w:cs="宋体"/>
           <w:szCs w:val="24"/>
         </w:rPr>
-      </w:pPr>
+        <w:fldChar w:fldCharType="begin"/>
+      </w:r>
       <w:r>
         <w:rPr>
           <w:rFonts w:ascii="宋体" w:eastAsia="宋体" w:hAnsi="宋体" w:cs="宋体"/>
           <w:szCs w:val="24"/>
         </w:rPr>
+        <w:instrText xml:space="preserve">INCLUDEPICTURE \d "https://static.oschina.net/uploads/space/2018/0105/193541_1gB9_568818.png" \* MERGEFORMATINET </w:instrText>
+      </w:r>
+      <w:r>
+        <w:rPr>
+          <w:rFonts w:ascii="宋体" w:eastAsia="宋体" w:hAnsi="宋体" w:cs="宋体"/>
+          <w:szCs w:val="24"/>
+        </w:rPr>
+        <w:fldChar w:fldCharType="separate"/>
+      </w:r>
+      <w:r>
+        <w:rPr>
+          <w:rFonts w:ascii="宋体" w:eastAsia="宋体" w:hAnsi="宋体" w:cs="宋体" w:hint="eastAsia"/>
+          <w:szCs w:val="24"/>
+        </w:rPr>
         <w:fldChar w:fldCharType="begin"/>
       </w:r>
       <w:r>
         <w:rPr>
+          <w:rFonts w:ascii="宋体" w:eastAsia="宋体" w:hAnsi="宋体" w:cs="宋体" w:hint="eastAsia"/>
+          <w:szCs w:val="24"/>
+        </w:rPr>
+        <w:instrText xml:space="preserve"> INCLUDEPICTURE  "https://static.oschina.net/uploads/space/2018/0105/193541_1gB9_568818.png" \* MERGEFORMATINET </w:instrText>
+      </w:r>
+      <w:r>
+        <w:rPr>
+          <w:rFonts w:ascii="宋体" w:eastAsia="宋体" w:hAnsi="宋体" w:cs="宋体" w:hint="eastAsia"/>
+          <w:szCs w:val="24"/>
+        </w:rPr>
+        <w:fldChar w:fldCharType="separate"/>
+      </w:r>
+      <w:r>
+        <w:rPr>
           <w:rFonts w:ascii="宋体" w:eastAsia="宋体" w:hAnsi="宋体" w:cs="宋体"/>
           <w:szCs w:val="24"/>
         </w:rPr>
-        <w:instrText xml:space="preserve">INCLUDEPICTURE \d "https://static.oschina.net/uploads/space/2018/0105/193541_1gB9_568818.png" \* MERGEFORMATINET </w:instrText>
-      </w:r>
-      <w:r>
-        <w:rPr>
-          <w:rFonts w:ascii="宋体" w:eastAsia="宋体" w:hAnsi="宋体" w:cs="宋体"/>
-          <w:szCs w:val="24"/>
-        </w:rPr>
-        <w:fldChar w:fldCharType="separate"/>
-      </w:r>
-      <w:r>
-        <w:rPr>
-          <w:rFonts w:ascii="宋体" w:eastAsia="宋体" w:hAnsi="宋体" w:cs="宋体"/>
-          <w:szCs w:val="24"/>
-        </w:rPr>
         <w:pict w14:anchorId="35E2D31A">
-          <v:shape id="图片 4" o:spid="_x0000_i1032" type="#_x0000_t75" alt="IMG_256" style="width:366.9pt;height:99.55pt;mso-position-horizontal-relative:page;mso-position-vertical-relative:page">
+          <v:shape id="图片 4" o:spid="_x0000_i1032" type="#_x0000_t75" alt="IMG_256" style="width:366.9pt;height:99.65pt;mso-position-horizontal-relative:page;mso-position-vertical-relative:page">
             <v:fill o:detectmouseclick="t"/>
             <v:imagedata r:id="rId18" r:href="rId19"/>
           </v:shape>
@@ -16734,6 +15905,13 @@
       </w:r>
       <w:r>
         <w:rPr>
+          <w:rFonts w:ascii="宋体" w:eastAsia="宋体" w:hAnsi="宋体" w:cs="宋体" w:hint="eastAsia"/>
+          <w:szCs w:val="24"/>
+        </w:rPr>
+        <w:fldChar w:fldCharType="end"/>
+      </w:r>
+      <w:r>
+        <w:rPr>
           <w:rFonts w:ascii="宋体" w:eastAsia="宋体" w:hAnsi="宋体" w:cs="宋体"/>
           <w:szCs w:val="24"/>
         </w:rPr>
@@ -16743,9 +15921,6 @@
     <w:p>
       <w:pPr>
         <w:ind w:firstLine="420"/>
-        <w:rPr>
-          <w:rFonts w:hint="eastAsia"/>
-        </w:rPr>
       </w:pPr>
       <w:r>
         <w:rPr>
@@ -16798,7 +15973,6 @@
         </w:numPr>
         <w:ind w:firstLine="420"/>
         <w:rPr>
-          <w:rFonts w:hint="eastAsia"/>
           <w:color w:val="FF0000"/>
           <w:szCs w:val="24"/>
         </w:rPr>
@@ -16843,7 +16017,6 @@
         </w:numPr>
         <w:ind w:firstLine="420"/>
         <w:rPr>
-          <w:rFonts w:hint="eastAsia"/>
           <w:szCs w:val="24"/>
         </w:rPr>
       </w:pPr>
@@ -16896,7 +16069,6 @@
       <w:pPr>
         <w:ind w:firstLine="420"/>
         <w:rPr>
-          <w:rFonts w:hint="eastAsia"/>
           <w:szCs w:val="24"/>
         </w:rPr>
       </w:pPr>
@@ -16974,7 +16146,6 @@
         </w:numPr>
         <w:ind w:firstLine="420"/>
         <w:rPr>
-          <w:rFonts w:hint="eastAsia"/>
           <w:szCs w:val="24"/>
         </w:rPr>
       </w:pPr>
@@ -17054,7 +16225,6 @@
       <w:pPr>
         <w:ind w:firstLine="420"/>
         <w:rPr>
-          <w:rFonts w:hint="eastAsia"/>
           <w:sz w:val="21"/>
           <w:szCs w:val="21"/>
         </w:rPr>
@@ -17085,9 +16255,6 @@
     <w:p>
       <w:pPr>
         <w:pStyle w:val="3"/>
-        <w:rPr>
-          <w:rFonts w:hint="eastAsia"/>
-        </w:rPr>
       </w:pPr>
       <w:r>
         <w:rPr>
@@ -17099,9 +16266,6 @@
     <w:p>
       <w:pPr>
         <w:ind w:firstLine="420"/>
-        <w:rPr>
-          <w:rFonts w:hint="eastAsia"/>
-        </w:rPr>
       </w:pPr>
       <w:r>
         <w:rPr>
@@ -17117,9 +16281,6 @@
           <w:numId w:val="5"/>
         </w:numPr>
         <w:ind w:firstLine="420"/>
-        <w:rPr>
-          <w:rFonts w:hint="eastAsia"/>
-        </w:rPr>
       </w:pPr>
       <w:r>
         <w:rPr>
@@ -17135,9 +16296,6 @@
           <w:numId w:val="6"/>
         </w:numPr>
         <w:ind w:firstLine="420"/>
-        <w:rPr>
-          <w:rFonts w:hint="eastAsia"/>
-        </w:rPr>
       </w:pPr>
       <w:r>
         <w:rPr>
@@ -17245,9 +16403,6 @@
           <w:numId w:val="7"/>
         </w:numPr>
         <w:ind w:firstLine="420"/>
-        <w:rPr>
-          <w:rFonts w:hint="eastAsia"/>
-        </w:rPr>
       </w:pPr>
       <w:r>
         <w:rPr>
@@ -17264,9 +16419,6 @@
           <w:numId w:val="7"/>
         </w:numPr>
         <w:ind w:firstLine="420"/>
-        <w:rPr>
-          <w:rFonts w:hint="eastAsia"/>
-        </w:rPr>
       </w:pPr>
       <w:r>
         <w:rPr>
@@ -17306,9 +16458,6 @@
     <w:p>
       <w:pPr>
         <w:pStyle w:val="3"/>
-        <w:rPr>
-          <w:rFonts w:hint="eastAsia"/>
-        </w:rPr>
       </w:pPr>
       <w:r>
         <w:rPr>
@@ -17320,9 +16469,6 @@
     <w:p>
       <w:pPr>
         <w:ind w:firstLine="420"/>
-        <w:rPr>
-          <w:rFonts w:hint="eastAsia"/>
-        </w:rPr>
       </w:pPr>
       <w:proofErr w:type="spellStart"/>
       <w:r>
@@ -17342,9 +16488,6 @@
     <w:p>
       <w:pPr>
         <w:ind w:firstLine="420"/>
-        <w:rPr>
-          <w:rFonts w:hint="eastAsia"/>
-        </w:rPr>
       </w:pPr>
       <w:r>
         <w:rPr>
@@ -17776,7 +16919,7 @@
     <w:lsdException w:name="HTML Sample" w:semiHidden="1" w:unhideWhenUsed="1"/>
     <w:lsdException w:name="HTML Typewriter" w:semiHidden="1" w:unhideWhenUsed="1"/>
     <w:lsdException w:name="HTML Variable" w:semiHidden="1" w:unhideWhenUsed="1"/>
-    <w:lsdException w:name="Normal Table" w:unhideWhenUsed="1"/>
+    <w:lsdException w:name="Normal Table" w:semiHidden="1" w:unhideWhenUsed="1"/>
     <w:lsdException w:name="annotation subject" w:semiHidden="1" w:unhideWhenUsed="1"/>
     <w:lsdException w:name="No List" w:semiHidden="1" w:unhideWhenUsed="1"/>
     <w:lsdException w:name="Outline List 1" w:semiHidden="1" w:unhideWhenUsed="1"/>
@@ -18142,13 +17285,16 @@
   <w:style w:type="character" w:default="1" w:styleId="a0">
     <w:name w:val="Default Paragraph Font"/>
     <w:uiPriority w:val="1"/>
+    <w:semiHidden/>
     <w:unhideWhenUsed/>
   </w:style>
   <w:style w:type="table" w:default="1" w:styleId="a1">
     <w:name w:val="Normal Table"/>
     <w:uiPriority w:val="99"/>
+    <w:semiHidden/>
     <w:unhideWhenUsed/>
     <w:tblPr>
+      <w:tblInd w:w="0" w:type="dxa"/>
       <w:tblCellMar>
         <w:top w:w="0" w:type="dxa"/>
         <w:left w:w="108" w:type="dxa"/>
